--- a/mainframe-normal-notes/cobol.docx
+++ b/mainframe-normal-notes/cobol.docx
@@ -1,6 +1,6 @@
 
 <file path=word/document.xml><?xml version="1.0" encoding="utf-8"?>
-<w:document xmlns:wpc="http://schemas.microsoft.com/office/word/2010/wordprocessingCanvas" xmlns:cx="http://schemas.microsoft.com/office/drawing/2014/chartex" xmlns:cx1="http://schemas.microsoft.com/office/drawing/2015/9/8/chartex" xmlns:cx2="http://schemas.microsoft.com/office/drawing/2015/10/21/chartex" xmlns:cx3="http://schemas.microsoft.com/office/drawing/2016/5/9/chartex" xmlns:cx4="http://schemas.microsoft.com/office/drawing/2016/5/10/chartex" xmlns:cx5="http://schemas.microsoft.com/office/drawing/2016/5/11/chartex" xmlns:cx6="http://schemas.microsoft.com/office/drawing/2016/5/12/chartex" xmlns:cx7="http://schemas.microsoft.com/office/drawing/2016/5/13/chartex" xmlns:cx8="http://schemas.microsoft.com/office/drawing/2016/5/14/chartex" xmlns:mc="http://schemas.openxmlformats.org/markup-compatibility/2006" xmlns:aink="http://schemas.microsoft.com/office/drawing/2016/ink" xmlns:am3d="http://schemas.microsoft.com/office/drawing/2017/model3d" xmlns:o="urn:schemas-microsoft-com:office:office" xmlns:oel="http://schemas.microsoft.com/office/2019/extlst" xmlns:r="http://schemas.openxmlformats.org/officeDocument/2006/relationships" xmlns:m="http://schemas.openxmlformats.org/officeDocument/2006/math" xmlns:v="urn:schemas-microsoft-com:vml" xmlns:wp14="http://schemas.microsoft.com/office/word/2010/wordprocessingDrawing" xmlns:wp="http://schemas.openxmlformats.org/drawingml/2006/wordprocessingDrawing" xmlns:w10="urn:schemas-microsoft-com:office:word" xmlns:w="http://schemas.openxmlformats.org/wordprocessingml/2006/main" xmlns:w14="http://schemas.microsoft.com/office/word/2010/wordml" xmlns:w15="http://schemas.microsoft.com/office/word/2012/wordml" xmlns:w16cex="http://schemas.microsoft.com/office/word/2018/wordml/cex" xmlns:w16cid="http://schemas.microsoft.com/office/word/2016/wordml/cid" xmlns:w16="http://schemas.microsoft.com/office/word/2018/wordml" xmlns:w16du="http://schemas.microsoft.com/office/word/2023/wordml/word16du" xmlns:w16sdtdh="http://schemas.microsoft.com/office/word/2020/wordml/sdtdatahash" xmlns:w16se="http://schemas.microsoft.com/office/word/2015/wordml/symex" xmlns:wpg="http://schemas.microsoft.com/office/word/2010/wordprocessingGroup" xmlns:wpi="http://schemas.microsoft.com/office/word/2010/wordprocessingInk" xmlns:wne="http://schemas.microsoft.com/office/word/2006/wordml" xmlns:wps="http://schemas.microsoft.com/office/word/2010/wordprocessingShape" mc:Ignorable="w14 w15 w16se w16cid w16 w16cex w16sdtdh w16du wp14">
+<w:document xmlns:wpc="http://schemas.microsoft.com/office/word/2010/wordprocessingCanvas" xmlns:cx="http://schemas.microsoft.com/office/drawing/2014/chartex" xmlns:cx1="http://schemas.microsoft.com/office/drawing/2015/9/8/chartex" xmlns:cx2="http://schemas.microsoft.com/office/drawing/2015/10/21/chartex" xmlns:cx3="http://schemas.microsoft.com/office/drawing/2016/5/9/chartex" xmlns:cx4="http://schemas.microsoft.com/office/drawing/2016/5/10/chartex" xmlns:cx5="http://schemas.microsoft.com/office/drawing/2016/5/11/chartex" xmlns:cx6="http://schemas.microsoft.com/office/drawing/2016/5/12/chartex" xmlns:cx7="http://schemas.microsoft.com/office/drawing/2016/5/13/chartex" xmlns:cx8="http://schemas.microsoft.com/office/drawing/2016/5/14/chartex" xmlns:mc="http://schemas.openxmlformats.org/markup-compatibility/2006" xmlns:aink="http://schemas.microsoft.com/office/drawing/2016/ink" xmlns:am3d="http://schemas.microsoft.com/office/drawing/2017/model3d" xmlns:o="urn:schemas-microsoft-com:office:office" xmlns:oel="http://schemas.microsoft.com/office/2019/extlst" xmlns:r="http://schemas.openxmlformats.org/officeDocument/2006/relationships" xmlns:m="http://schemas.openxmlformats.org/officeDocument/2006/math" xmlns:v="urn:schemas-microsoft-com:vml" xmlns:wp14="http://schemas.microsoft.com/office/word/2010/wordprocessingDrawing" xmlns:wp="http://schemas.openxmlformats.org/drawingml/2006/wordprocessingDrawing" xmlns:w10="urn:schemas-microsoft-com:office:word" xmlns:w="http://schemas.openxmlformats.org/wordprocessingml/2006/main" xmlns:w14="http://schemas.microsoft.com/office/word/2010/wordml" xmlns:w15="http://schemas.microsoft.com/office/word/2012/wordml" xmlns:w16cex="http://schemas.microsoft.com/office/word/2018/wordml/cex" xmlns:w16cid="http://schemas.microsoft.com/office/word/2016/wordml/cid" xmlns:w16="http://schemas.microsoft.com/office/word/2018/wordml" xmlns:w16du="http://schemas.microsoft.com/office/word/2023/wordml/word16du" xmlns:w16sdtdh="http://schemas.microsoft.com/office/word/2020/wordml/sdtdatahash" xmlns:w16sdtfl="http://schemas.microsoft.com/office/word/2024/wordml/sdtformatlock" xmlns:w16se="http://schemas.microsoft.com/office/word/2015/wordml/symex" xmlns:wpg="http://schemas.microsoft.com/office/word/2010/wordprocessingGroup" xmlns:wpi="http://schemas.microsoft.com/office/word/2010/wordprocessingInk" xmlns:wne="http://schemas.microsoft.com/office/word/2006/wordml" xmlns:wps="http://schemas.microsoft.com/office/word/2010/wordprocessingShape" mc:Ignorable="w14 w15 w16se w16cid w16 w16cex w16sdtdh w16sdtfl w16du wp14">
   <w:body>
     <w:p>
       <w:pPr>
@@ -236,7 +236,21 @@
           <w:sz w:val="24"/>
           <w:szCs w:val="24"/>
         </w:rPr>
-        <w:t>Able to connect o multiple applications</w:t>
+        <w:t xml:space="preserve">Able to connect </w:t>
+      </w:r>
+      <w:r>
+        <w:rPr>
+          <w:sz w:val="24"/>
+          <w:szCs w:val="24"/>
+        </w:rPr>
+        <w:t>t</w:t>
+      </w:r>
+      <w:r>
+        <w:rPr>
+          <w:sz w:val="24"/>
+          <w:szCs w:val="24"/>
+        </w:rPr>
+        <w:t>o multiple applications</w:t>
       </w:r>
     </w:p>
     <w:p>
@@ -474,6 +488,8 @@
       </w:pPr>
       <w:r>
         <w:rPr>
+          <w:b/>
+          <w:bCs/>
           <w:sz w:val="24"/>
           <w:szCs w:val="24"/>
         </w:rPr>
@@ -698,7 +714,27 @@
           <w:sz w:val="24"/>
           <w:szCs w:val="24"/>
         </w:rPr>
-        <w:t>MOVE, COMPUTE, DISPLAY, PIC,.. all the keywords of cobol.</w:t>
+        <w:t xml:space="preserve">MOVE, COMPUTE, DISPLAY, </w:t>
+      </w:r>
+      <w:proofErr w:type="gramStart"/>
+      <w:r>
+        <w:rPr>
+          <w:b/>
+          <w:bCs/>
+          <w:sz w:val="24"/>
+          <w:szCs w:val="24"/>
+        </w:rPr>
+        <w:t>PIC,..</w:t>
+      </w:r>
+      <w:proofErr w:type="gramEnd"/>
+      <w:r>
+        <w:rPr>
+          <w:b/>
+          <w:bCs/>
+          <w:sz w:val="24"/>
+          <w:szCs w:val="24"/>
+        </w:rPr>
+        <w:t xml:space="preserve"> all the keywords of cobol.</w:t>
       </w:r>
     </w:p>
     <w:p>
@@ -2136,7 +2172,26 @@
           <w:szCs w:val="24"/>
         </w:rPr>
         <w:tab/>
-        <w:t>X(10).</w:t>
+      </w:r>
+      <w:proofErr w:type="gramStart"/>
+      <w:r>
+        <w:rPr>
+          <w:b/>
+          <w:bCs/>
+          <w:sz w:val="24"/>
+          <w:szCs w:val="24"/>
+        </w:rPr>
+        <w:t>X(</w:t>
+      </w:r>
+      <w:proofErr w:type="gramEnd"/>
+      <w:r>
+        <w:rPr>
+          <w:b/>
+          <w:bCs/>
+          <w:sz w:val="24"/>
+          <w:szCs w:val="24"/>
+        </w:rPr>
+        <w:t>10).</w:t>
       </w:r>
     </w:p>
     <w:p>
@@ -2187,7 +2242,26 @@
           <w:szCs w:val="24"/>
         </w:rPr>
         <w:tab/>
-        <w:t>X(05).</w:t>
+      </w:r>
+      <w:proofErr w:type="gramStart"/>
+      <w:r>
+        <w:rPr>
+          <w:b/>
+          <w:bCs/>
+          <w:sz w:val="24"/>
+          <w:szCs w:val="24"/>
+        </w:rPr>
+        <w:t>X(</w:t>
+      </w:r>
+      <w:proofErr w:type="gramEnd"/>
+      <w:r>
+        <w:rPr>
+          <w:b/>
+          <w:bCs/>
+          <w:sz w:val="24"/>
+          <w:szCs w:val="24"/>
+        </w:rPr>
+        <w:t>05).</w:t>
       </w:r>
     </w:p>
     <w:p>
@@ -2238,7 +2312,26 @@
           <w:szCs w:val="24"/>
         </w:rPr>
         <w:tab/>
-        <w:t>X(10).</w:t>
+      </w:r>
+      <w:proofErr w:type="gramStart"/>
+      <w:r>
+        <w:rPr>
+          <w:b/>
+          <w:bCs/>
+          <w:sz w:val="24"/>
+          <w:szCs w:val="24"/>
+        </w:rPr>
+        <w:t>X(</w:t>
+      </w:r>
+      <w:proofErr w:type="gramEnd"/>
+      <w:r>
+        <w:rPr>
+          <w:b/>
+          <w:bCs/>
+          <w:sz w:val="24"/>
+          <w:szCs w:val="24"/>
+        </w:rPr>
+        <w:t>10).</w:t>
       </w:r>
     </w:p>
     <w:p>
@@ -2383,7 +2476,26 @@
           <w:szCs w:val="24"/>
         </w:rPr>
         <w:tab/>
-        <w:t>X(30).</w:t>
+      </w:r>
+      <w:proofErr w:type="gramStart"/>
+      <w:r>
+        <w:rPr>
+          <w:b/>
+          <w:bCs/>
+          <w:sz w:val="24"/>
+          <w:szCs w:val="24"/>
+        </w:rPr>
+        <w:t>X(</w:t>
+      </w:r>
+      <w:proofErr w:type="gramEnd"/>
+      <w:r>
+        <w:rPr>
+          <w:b/>
+          <w:bCs/>
+          <w:sz w:val="24"/>
+          <w:szCs w:val="24"/>
+        </w:rPr>
+        <w:t>30).</w:t>
       </w:r>
     </w:p>
     <w:p>
@@ -3718,7 +3830,27 @@
           <w:szCs w:val="24"/>
         </w:rPr>
         <w:tab/>
-        <w:t>PIC X(30).</w:t>
+        <w:t xml:space="preserve">PIC </w:t>
+      </w:r>
+      <w:proofErr w:type="gramStart"/>
+      <w:r>
+        <w:rPr>
+          <w:b/>
+          <w:bCs/>
+          <w:sz w:val="24"/>
+          <w:szCs w:val="24"/>
+        </w:rPr>
+        <w:t>X(</w:t>
+      </w:r>
+      <w:proofErr w:type="gramEnd"/>
+      <w:r>
+        <w:rPr>
+          <w:b/>
+          <w:bCs/>
+          <w:sz w:val="24"/>
+          <w:szCs w:val="24"/>
+        </w:rPr>
+        <w:t>30).</w:t>
       </w:r>
     </w:p>
     <w:p>
@@ -3778,7 +3910,27 @@
           <w:szCs w:val="24"/>
         </w:rPr>
         <w:tab/>
-        <w:t>PIC A(15) VALUE “I AM A LITERAL”.</w:t>
+        <w:t xml:space="preserve">PIC </w:t>
+      </w:r>
+      <w:proofErr w:type="gramStart"/>
+      <w:r>
+        <w:rPr>
+          <w:b/>
+          <w:bCs/>
+          <w:sz w:val="24"/>
+          <w:szCs w:val="24"/>
+        </w:rPr>
+        <w:t>A(</w:t>
+      </w:r>
+      <w:proofErr w:type="gramEnd"/>
+      <w:r>
+        <w:rPr>
+          <w:b/>
+          <w:bCs/>
+          <w:sz w:val="24"/>
+          <w:szCs w:val="24"/>
+        </w:rPr>
+        <w:t>15) VALUE “I AM A LITERAL”.</w:t>
       </w:r>
     </w:p>
     <w:p>
@@ -3808,7 +3960,27 @@
           <w:szCs w:val="24"/>
         </w:rPr>
         <w:tab/>
-        <w:t>PIC X(03) VALUE ‘X23’.</w:t>
+        <w:t xml:space="preserve">PIC </w:t>
+      </w:r>
+      <w:proofErr w:type="gramStart"/>
+      <w:r>
+        <w:rPr>
+          <w:b/>
+          <w:bCs/>
+          <w:sz w:val="24"/>
+          <w:szCs w:val="24"/>
+        </w:rPr>
+        <w:t>X(</w:t>
+      </w:r>
+      <w:proofErr w:type="gramEnd"/>
+      <w:r>
+        <w:rPr>
+          <w:b/>
+          <w:bCs/>
+          <w:sz w:val="24"/>
+          <w:szCs w:val="24"/>
+        </w:rPr>
+        <w:t>03) VALUE ‘X23’.</w:t>
       </w:r>
     </w:p>
     <w:p>
@@ -4112,7 +4284,23 @@
           <w:sz w:val="24"/>
           <w:szCs w:val="24"/>
         </w:rPr>
-        <w:t xml:space="preserve"> Ex: PIC A(10).</w:t>
+        <w:t xml:space="preserve"> Ex: PIC </w:t>
+      </w:r>
+      <w:proofErr w:type="gramStart"/>
+      <w:r>
+        <w:rPr>
+          <w:sz w:val="24"/>
+          <w:szCs w:val="24"/>
+        </w:rPr>
+        <w:t>A(</w:t>
+      </w:r>
+      <w:proofErr w:type="gramEnd"/>
+      <w:r>
+        <w:rPr>
+          <w:sz w:val="24"/>
+          <w:szCs w:val="24"/>
+        </w:rPr>
+        <w:t>10).</w:t>
       </w:r>
     </w:p>
     <w:p>
@@ -4149,7 +4337,23 @@
           <w:sz w:val="24"/>
           <w:szCs w:val="24"/>
         </w:rPr>
-        <w:t>. Ex: PIC X(10).</w:t>
+        <w:t xml:space="preserve">. Ex: PIC </w:t>
+      </w:r>
+      <w:proofErr w:type="gramStart"/>
+      <w:r>
+        <w:rPr>
+          <w:sz w:val="24"/>
+          <w:szCs w:val="24"/>
+        </w:rPr>
+        <w:t>X(</w:t>
+      </w:r>
+      <w:proofErr w:type="gramEnd"/>
+      <w:r>
+        <w:rPr>
+          <w:sz w:val="24"/>
+          <w:szCs w:val="24"/>
+        </w:rPr>
+        <w:t>10).</w:t>
       </w:r>
     </w:p>
     <w:p>
@@ -4660,7 +4864,27 @@
           <w:szCs w:val="24"/>
         </w:rPr>
         <w:tab/>
-        <w:t>PIC A(10)</w:t>
+        <w:t xml:space="preserve">PIC </w:t>
+      </w:r>
+      <w:proofErr w:type="gramStart"/>
+      <w:r>
+        <w:rPr>
+          <w:b/>
+          <w:bCs/>
+          <w:sz w:val="24"/>
+          <w:szCs w:val="24"/>
+        </w:rPr>
+        <w:t>A(</w:t>
+      </w:r>
+      <w:proofErr w:type="gramEnd"/>
+      <w:r>
+        <w:rPr>
+          <w:b/>
+          <w:bCs/>
+          <w:sz w:val="24"/>
+          <w:szCs w:val="24"/>
+        </w:rPr>
+        <w:t>10)</w:t>
       </w:r>
       <w:r>
         <w:rPr>
@@ -4746,7 +4970,27 @@
           <w:szCs w:val="24"/>
         </w:rPr>
         <w:tab/>
-        <w:t>PIC X(5)</w:t>
+        <w:t xml:space="preserve">PIC </w:t>
+      </w:r>
+      <w:proofErr w:type="gramStart"/>
+      <w:r>
+        <w:rPr>
+          <w:b/>
+          <w:bCs/>
+          <w:sz w:val="24"/>
+          <w:szCs w:val="24"/>
+        </w:rPr>
+        <w:t>X(</w:t>
+      </w:r>
+      <w:proofErr w:type="gramEnd"/>
+      <w:r>
+        <w:rPr>
+          <w:b/>
+          <w:bCs/>
+          <w:sz w:val="24"/>
+          <w:szCs w:val="24"/>
+        </w:rPr>
+        <w:t>5)</w:t>
       </w:r>
       <w:r>
         <w:rPr>
@@ -6599,7 +6843,25 @@
           <w:szCs w:val="24"/>
         </w:rPr>
         <w:tab/>
-        <w:t>PIC X(20).</w:t>
+        <w:t xml:space="preserve">PIC </w:t>
+      </w:r>
+      <w:proofErr w:type="gramStart"/>
+      <w:r>
+        <w:rPr>
+          <w:bCs/>
+          <w:sz w:val="24"/>
+          <w:szCs w:val="24"/>
+        </w:rPr>
+        <w:t>X(</w:t>
+      </w:r>
+      <w:proofErr w:type="gramEnd"/>
+      <w:r>
+        <w:rPr>
+          <w:bCs/>
+          <w:sz w:val="24"/>
+          <w:szCs w:val="24"/>
+        </w:rPr>
+        <w:t>20).</w:t>
       </w:r>
       <w:r>
         <w:rPr>
@@ -6743,7 +7005,25 @@
           <w:szCs w:val="24"/>
         </w:rPr>
         <w:tab/>
-        <w:t>PIC A(10).</w:t>
+        <w:t xml:space="preserve">PIC </w:t>
+      </w:r>
+      <w:proofErr w:type="gramStart"/>
+      <w:r>
+        <w:rPr>
+          <w:bCs/>
+          <w:sz w:val="24"/>
+          <w:szCs w:val="24"/>
+        </w:rPr>
+        <w:t>A(</w:t>
+      </w:r>
+      <w:proofErr w:type="gramEnd"/>
+      <w:r>
+        <w:rPr>
+          <w:bCs/>
+          <w:sz w:val="24"/>
+          <w:szCs w:val="24"/>
+        </w:rPr>
+        <w:t>10).</w:t>
       </w:r>
     </w:p>
     <w:p>
@@ -6781,7 +7061,25 @@
           <w:szCs w:val="24"/>
         </w:rPr>
         <w:tab/>
-        <w:t>PIC A(10).</w:t>
+        <w:t xml:space="preserve">PIC </w:t>
+      </w:r>
+      <w:proofErr w:type="gramStart"/>
+      <w:r>
+        <w:rPr>
+          <w:bCs/>
+          <w:sz w:val="24"/>
+          <w:szCs w:val="24"/>
+        </w:rPr>
+        <w:t>A(</w:t>
+      </w:r>
+      <w:proofErr w:type="gramEnd"/>
+      <w:r>
+        <w:rPr>
+          <w:bCs/>
+          <w:sz w:val="24"/>
+          <w:szCs w:val="24"/>
+        </w:rPr>
+        <w:t>10).</w:t>
       </w:r>
     </w:p>
     <w:p>
@@ -7022,7 +7320,25 @@
           <w:szCs w:val="24"/>
         </w:rPr>
         <w:tab/>
-        <w:t>PIC X(20).</w:t>
+        <w:t xml:space="preserve">PIC </w:t>
+      </w:r>
+      <w:proofErr w:type="gramStart"/>
+      <w:r>
+        <w:rPr>
+          <w:bCs/>
+          <w:sz w:val="24"/>
+          <w:szCs w:val="24"/>
+        </w:rPr>
+        <w:t>X(</w:t>
+      </w:r>
+      <w:proofErr w:type="gramEnd"/>
+      <w:r>
+        <w:rPr>
+          <w:bCs/>
+          <w:sz w:val="24"/>
+          <w:szCs w:val="24"/>
+        </w:rPr>
+        <w:t>20).</w:t>
       </w:r>
     </w:p>
     <w:p>
@@ -7058,7 +7374,25 @@
           <w:szCs w:val="24"/>
         </w:rPr>
         <w:tab/>
-        <w:t>PIC X(10).</w:t>
+        <w:t xml:space="preserve">PIC </w:t>
+      </w:r>
+      <w:proofErr w:type="gramStart"/>
+      <w:r>
+        <w:rPr>
+          <w:bCs/>
+          <w:sz w:val="24"/>
+          <w:szCs w:val="24"/>
+        </w:rPr>
+        <w:t>X(</w:t>
+      </w:r>
+      <w:proofErr w:type="gramEnd"/>
+      <w:r>
+        <w:rPr>
+          <w:bCs/>
+          <w:sz w:val="24"/>
+          <w:szCs w:val="24"/>
+        </w:rPr>
+        <w:t>10).</w:t>
       </w:r>
     </w:p>
     <w:p>
@@ -7356,7 +7690,25 @@
           <w:szCs w:val="24"/>
         </w:rPr>
         <w:tab/>
-        <w:t>PIC X(3).</w:t>
+        <w:t xml:space="preserve">PIC </w:t>
+      </w:r>
+      <w:proofErr w:type="gramStart"/>
+      <w:r>
+        <w:rPr>
+          <w:bCs/>
+          <w:sz w:val="24"/>
+          <w:szCs w:val="24"/>
+        </w:rPr>
+        <w:t>X(</w:t>
+      </w:r>
+      <w:proofErr w:type="gramEnd"/>
+      <w:r>
+        <w:rPr>
+          <w:bCs/>
+          <w:sz w:val="24"/>
+          <w:szCs w:val="24"/>
+        </w:rPr>
+        <w:t>3).</w:t>
       </w:r>
     </w:p>
     <w:p>
@@ -7643,7 +7995,25 @@
           <w:szCs w:val="24"/>
         </w:rPr>
         <w:tab/>
-        <w:t>PIC X(1).</w:t>
+        <w:t xml:space="preserve">PIC </w:t>
+      </w:r>
+      <w:proofErr w:type="gramStart"/>
+      <w:r>
+        <w:rPr>
+          <w:b/>
+          <w:sz w:val="24"/>
+          <w:szCs w:val="24"/>
+        </w:rPr>
+        <w:t>X(</w:t>
+      </w:r>
+      <w:proofErr w:type="gramEnd"/>
+      <w:r>
+        <w:rPr>
+          <w:b/>
+          <w:sz w:val="24"/>
+          <w:szCs w:val="24"/>
+        </w:rPr>
+        <w:t>1).</w:t>
       </w:r>
     </w:p>
     <w:p>
@@ -7714,7 +8084,25 @@
           <w:szCs w:val="24"/>
         </w:rPr>
         <w:tab/>
-        <w:t>PIC A(10).</w:t>
+        <w:t xml:space="preserve">PIC </w:t>
+      </w:r>
+      <w:proofErr w:type="gramStart"/>
+      <w:r>
+        <w:rPr>
+          <w:b/>
+          <w:sz w:val="24"/>
+          <w:szCs w:val="24"/>
+        </w:rPr>
+        <w:t>A(</w:t>
+      </w:r>
+      <w:proofErr w:type="gramEnd"/>
+      <w:r>
+        <w:rPr>
+          <w:b/>
+          <w:sz w:val="24"/>
+          <w:szCs w:val="24"/>
+        </w:rPr>
+        <w:t>10).</w:t>
       </w:r>
     </w:p>
     <w:p>
@@ -7758,7 +8146,25 @@
           <w:szCs w:val="24"/>
         </w:rPr>
         <w:tab/>
-        <w:t>PIC A(10).</w:t>
+        <w:t xml:space="preserve">PIC </w:t>
+      </w:r>
+      <w:proofErr w:type="gramStart"/>
+      <w:r>
+        <w:rPr>
+          <w:b/>
+          <w:sz w:val="24"/>
+          <w:szCs w:val="24"/>
+        </w:rPr>
+        <w:t>A(</w:t>
+      </w:r>
+      <w:proofErr w:type="gramEnd"/>
+      <w:r>
+        <w:rPr>
+          <w:b/>
+          <w:sz w:val="24"/>
+          <w:szCs w:val="24"/>
+        </w:rPr>
+        <w:t>10).</w:t>
       </w:r>
     </w:p>
     <w:p>
@@ -7794,7 +8200,25 @@
           <w:szCs w:val="24"/>
         </w:rPr>
         <w:tab/>
-        <w:t>PIC X(10)</w:t>
+        <w:t xml:space="preserve">PIC </w:t>
+      </w:r>
+      <w:proofErr w:type="gramStart"/>
+      <w:r>
+        <w:rPr>
+          <w:b/>
+          <w:sz w:val="24"/>
+          <w:szCs w:val="24"/>
+        </w:rPr>
+        <w:t>X(</w:t>
+      </w:r>
+      <w:proofErr w:type="gramEnd"/>
+      <w:r>
+        <w:rPr>
+          <w:b/>
+          <w:sz w:val="24"/>
+          <w:szCs w:val="24"/>
+        </w:rPr>
+        <w:t>10)</w:t>
       </w:r>
       <w:r>
         <w:rPr>
@@ -7847,7 +8271,25 @@
           <w:szCs w:val="24"/>
         </w:rPr>
         <w:tab/>
-        <w:t>PIC X(3).</w:t>
+        <w:t xml:space="preserve">PIC </w:t>
+      </w:r>
+      <w:proofErr w:type="gramStart"/>
+      <w:r>
+        <w:rPr>
+          <w:b/>
+          <w:sz w:val="24"/>
+          <w:szCs w:val="24"/>
+        </w:rPr>
+        <w:t>X(</w:t>
+      </w:r>
+      <w:proofErr w:type="gramEnd"/>
+      <w:r>
+        <w:rPr>
+          <w:b/>
+          <w:sz w:val="24"/>
+          <w:szCs w:val="24"/>
+        </w:rPr>
+        <w:t>3).</w:t>
       </w:r>
     </w:p>
     <w:p>
@@ -8200,7 +8642,25 @@
           <w:szCs w:val="24"/>
         </w:rPr>
         <w:tab/>
-        <w:t>PIC X(1)</w:t>
+        <w:t xml:space="preserve">PIC </w:t>
+      </w:r>
+      <w:proofErr w:type="gramStart"/>
+      <w:r>
+        <w:rPr>
+          <w:b/>
+          <w:sz w:val="24"/>
+          <w:szCs w:val="24"/>
+        </w:rPr>
+        <w:t>X(</w:t>
+      </w:r>
+      <w:proofErr w:type="gramEnd"/>
+      <w:r>
+        <w:rPr>
+          <w:b/>
+          <w:sz w:val="24"/>
+          <w:szCs w:val="24"/>
+        </w:rPr>
+        <w:t>1)</w:t>
       </w:r>
       <w:r>
         <w:rPr>
@@ -8768,7 +9228,25 @@
           <w:sz w:val="24"/>
           <w:szCs w:val="24"/>
         </w:rPr>
-        <w:t>Various types of move:</w:t>
+        <w:t xml:space="preserve">Various types of </w:t>
+      </w:r>
+      <w:proofErr w:type="gramStart"/>
+      <w:r>
+        <w:rPr>
+          <w:bCs/>
+          <w:sz w:val="24"/>
+          <w:szCs w:val="24"/>
+        </w:rPr>
+        <w:t>move</w:t>
+      </w:r>
+      <w:proofErr w:type="gramEnd"/>
+      <w:r>
+        <w:rPr>
+          <w:bCs/>
+          <w:sz w:val="24"/>
+          <w:szCs w:val="24"/>
+        </w:rPr>
+        <w:t>:</w:t>
       </w:r>
     </w:p>
     <w:p>
@@ -8816,8 +9294,18 @@
           <w:sz w:val="24"/>
           <w:szCs w:val="24"/>
         </w:rPr>
-        <w:t>Substring move</w:t>
-      </w:r>
+        <w:t xml:space="preserve">Substring </w:t>
+      </w:r>
+      <w:proofErr w:type="gramStart"/>
+      <w:r>
+        <w:rPr>
+          <w:bCs/>
+          <w:sz w:val="24"/>
+          <w:szCs w:val="24"/>
+        </w:rPr>
+        <w:t>move</w:t>
+      </w:r>
+      <w:proofErr w:type="gramEnd"/>
     </w:p>
     <w:p>
       <w:pPr>
@@ -8863,7 +9351,25 @@
           <w:sz w:val="24"/>
           <w:szCs w:val="24"/>
         </w:rPr>
-        <w:t>MOVE WS-HELLO(7:5)</w:t>
+        <w:t>MOVE WS-</w:t>
+      </w:r>
+      <w:proofErr w:type="gramStart"/>
+      <w:r>
+        <w:rPr>
+          <w:b/>
+          <w:sz w:val="24"/>
+          <w:szCs w:val="24"/>
+        </w:rPr>
+        <w:t>HELLO(</w:t>
+      </w:r>
+      <w:proofErr w:type="gramEnd"/>
+      <w:r>
+        <w:rPr>
+          <w:b/>
+          <w:sz w:val="24"/>
+          <w:szCs w:val="24"/>
+        </w:rPr>
+        <w:t>7:5)</w:t>
       </w:r>
       <w:r>
         <w:rPr>
@@ -10077,7 +10583,25 @@
           <w:szCs w:val="24"/>
         </w:rPr>
         <w:tab/>
-        <w:t>/*Member were code is kept*/</w:t>
+        <w:t xml:space="preserve">/*Member </w:t>
+      </w:r>
+      <w:proofErr w:type="gramStart"/>
+      <w:r>
+        <w:rPr>
+          <w:b/>
+          <w:sz w:val="24"/>
+          <w:szCs w:val="24"/>
+        </w:rPr>
+        <w:t>were</w:t>
+      </w:r>
+      <w:proofErr w:type="gramEnd"/>
+      <w:r>
+        <w:rPr>
+          <w:b/>
+          <w:sz w:val="24"/>
+          <w:szCs w:val="24"/>
+        </w:rPr>
+        <w:t xml:space="preserve"> code is kept*/</w:t>
       </w:r>
     </w:p>
     <w:p>
@@ -10245,7 +10769,25 @@
           <w:szCs w:val="24"/>
         </w:rPr>
         <w:tab/>
-        <w:t>DD DSN=NUHID.XXX.LOADLIB,DISP=SHR</w:t>
+        <w:t xml:space="preserve">DD </w:t>
+      </w:r>
+      <w:proofErr w:type="gramStart"/>
+      <w:r>
+        <w:rPr>
+          <w:b/>
+          <w:sz w:val="24"/>
+          <w:szCs w:val="24"/>
+        </w:rPr>
+        <w:t>DSN=NUHID.XXX.LOADLIB,DISP</w:t>
+      </w:r>
+      <w:proofErr w:type="gramEnd"/>
+      <w:r>
+        <w:rPr>
+          <w:b/>
+          <w:sz w:val="24"/>
+          <w:szCs w:val="24"/>
+        </w:rPr>
+        <w:t>=SHR</w:t>
       </w:r>
     </w:p>
     <w:p>
@@ -10824,7 +11366,25 @@
           <w:sz w:val="24"/>
           <w:szCs w:val="24"/>
         </w:rPr>
-        <w:t>/*B SHOULD BE 110 BUT IT’LL 10 AS B IS 9(2)*/</w:t>
+        <w:t>/*B SHOULD BE 110 BUT IT’LL 10 AS B IS 9(</w:t>
+      </w:r>
+      <w:proofErr w:type="gramStart"/>
+      <w:r>
+        <w:rPr>
+          <w:b/>
+          <w:sz w:val="24"/>
+          <w:szCs w:val="24"/>
+        </w:rPr>
+        <w:t>2)*</w:t>
+      </w:r>
+      <w:proofErr w:type="gramEnd"/>
+      <w:r>
+        <w:rPr>
+          <w:b/>
+          <w:sz w:val="24"/>
+          <w:szCs w:val="24"/>
+        </w:rPr>
+        <w:t>/</w:t>
       </w:r>
     </w:p>
     <w:p>
@@ -11083,7 +11643,25 @@
           <w:szCs w:val="24"/>
         </w:rPr>
         <w:tab/>
-        <w:t>/*C=C-(A+B)*/</w:t>
+        <w:t>/*C=C-(A+</w:t>
+      </w:r>
+      <w:proofErr w:type="gramStart"/>
+      <w:r>
+        <w:rPr>
+          <w:bCs/>
+          <w:sz w:val="24"/>
+          <w:szCs w:val="24"/>
+        </w:rPr>
+        <w:t>B)*</w:t>
+      </w:r>
+      <w:proofErr w:type="gramEnd"/>
+      <w:r>
+        <w:rPr>
+          <w:bCs/>
+          <w:sz w:val="24"/>
+          <w:szCs w:val="24"/>
+        </w:rPr>
+        <w:t>/</w:t>
       </w:r>
       <w:r>
         <w:rPr>
@@ -12375,7 +12953,43 @@
           <w:sz w:val="24"/>
           <w:szCs w:val="24"/>
         </w:rPr>
-        <w:t>COMPUTE {IDENTIFIER1} ROUNDED = {OPERATIONS LIKE +,-,*,/,**}</w:t>
+        <w:t xml:space="preserve">COMPUTE {IDENTIFIER1} ROUNDED = {OPERATIONS LIKE </w:t>
+      </w:r>
+      <w:proofErr w:type="gramStart"/>
+      <w:r>
+        <w:rPr>
+          <w:bCs/>
+          <w:sz w:val="24"/>
+          <w:szCs w:val="24"/>
+        </w:rPr>
+        <w:t>+,-</w:t>
+      </w:r>
+      <w:proofErr w:type="gramEnd"/>
+      <w:r>
+        <w:rPr>
+          <w:bCs/>
+          <w:sz w:val="24"/>
+          <w:szCs w:val="24"/>
+        </w:rPr>
+        <w:t>,</w:t>
+      </w:r>
+      <w:proofErr w:type="gramStart"/>
+      <w:r>
+        <w:rPr>
+          <w:bCs/>
+          <w:sz w:val="24"/>
+          <w:szCs w:val="24"/>
+        </w:rPr>
+        <w:t>*,/</w:t>
+      </w:r>
+      <w:proofErr w:type="gramEnd"/>
+      <w:r>
+        <w:rPr>
+          <w:bCs/>
+          <w:sz w:val="24"/>
+          <w:szCs w:val="24"/>
+        </w:rPr>
+        <w:t>,**}</w:t>
       </w:r>
     </w:p>
     <w:p>
@@ -14167,7 +14781,25 @@
           <w:sz w:val="24"/>
           <w:szCs w:val="24"/>
         </w:rPr>
-        <w:t>We can say, IF A EQUAL B | IF A = B</w:t>
+        <w:t xml:space="preserve">We can say, IF </w:t>
+      </w:r>
+      <w:proofErr w:type="gramStart"/>
+      <w:r>
+        <w:rPr>
+          <w:bCs/>
+          <w:sz w:val="24"/>
+          <w:szCs w:val="24"/>
+        </w:rPr>
+        <w:t>A</w:t>
+      </w:r>
+      <w:proofErr w:type="gramEnd"/>
+      <w:r>
+        <w:rPr>
+          <w:bCs/>
+          <w:sz w:val="24"/>
+          <w:szCs w:val="24"/>
+        </w:rPr>
+        <w:t xml:space="preserve"> EQUAL B | IF A = B</w:t>
       </w:r>
     </w:p>
     <w:p>
@@ -16424,7 +17056,25 @@
           <w:szCs w:val="24"/>
         </w:rPr>
         <w:tab/>
-        <w:t>PIC X(10) OCCURS 7 TIMES.</w:t>
+        <w:t xml:space="preserve">PIC </w:t>
+      </w:r>
+      <w:proofErr w:type="gramStart"/>
+      <w:r>
+        <w:rPr>
+          <w:b/>
+          <w:sz w:val="24"/>
+          <w:szCs w:val="24"/>
+        </w:rPr>
+        <w:t>X(</w:t>
+      </w:r>
+      <w:proofErr w:type="gramEnd"/>
+      <w:r>
+        <w:rPr>
+          <w:b/>
+          <w:sz w:val="24"/>
+          <w:szCs w:val="24"/>
+        </w:rPr>
+        <w:t>10) OCCURS 7 TIMES.</w:t>
       </w:r>
     </w:p>
     <w:p>
@@ -16480,7 +17130,25 @@
           <w:szCs w:val="24"/>
         </w:rPr>
         <w:tab/>
-        <w:t>PIC X(10).</w:t>
+        <w:t xml:space="preserve">PIC </w:t>
+      </w:r>
+      <w:proofErr w:type="gramStart"/>
+      <w:r>
+        <w:rPr>
+          <w:b/>
+          <w:sz w:val="24"/>
+          <w:szCs w:val="24"/>
+        </w:rPr>
+        <w:t>X(</w:t>
+      </w:r>
+      <w:proofErr w:type="gramEnd"/>
+      <w:r>
+        <w:rPr>
+          <w:b/>
+          <w:sz w:val="24"/>
+          <w:szCs w:val="24"/>
+        </w:rPr>
+        <w:t>10).</w:t>
       </w:r>
     </w:p>
     <w:p>
@@ -16872,7 +17540,25 @@
           <w:szCs w:val="24"/>
         </w:rPr>
         <w:tab/>
-        <w:t>PIC X(9) OCCURS 7 TIMES</w:t>
+        <w:t xml:space="preserve">PIC </w:t>
+      </w:r>
+      <w:proofErr w:type="gramStart"/>
+      <w:r>
+        <w:rPr>
+          <w:b/>
+          <w:sz w:val="24"/>
+          <w:szCs w:val="24"/>
+        </w:rPr>
+        <w:t>X(</w:t>
+      </w:r>
+      <w:proofErr w:type="gramEnd"/>
+      <w:r>
+        <w:rPr>
+          <w:b/>
+          <w:sz w:val="24"/>
+          <w:szCs w:val="24"/>
+        </w:rPr>
+        <w:t>9) OCCURS 7 TIMES</w:t>
       </w:r>
     </w:p>
     <w:p>
@@ -16964,7 +17650,25 @@
           <w:sz w:val="24"/>
           <w:szCs w:val="24"/>
         </w:rPr>
-        <w:t>DAY-NAME(1) has displacement of 0</w:t>
+        <w:t>DAY-</w:t>
+      </w:r>
+      <w:proofErr w:type="gramStart"/>
+      <w:r>
+        <w:rPr>
+          <w:bCs/>
+          <w:sz w:val="24"/>
+          <w:szCs w:val="24"/>
+        </w:rPr>
+        <w:t>NAME(</w:t>
+      </w:r>
+      <w:proofErr w:type="gramEnd"/>
+      <w:r>
+        <w:rPr>
+          <w:bCs/>
+          <w:sz w:val="24"/>
+          <w:szCs w:val="24"/>
+        </w:rPr>
+        <w:t>1) has displacement of 0</w:t>
       </w:r>
     </w:p>
     <w:p>
@@ -16983,7 +17687,25 @@
           <w:sz w:val="24"/>
           <w:szCs w:val="24"/>
         </w:rPr>
-        <w:t>DAY-NAME(2) has displacement of 9</w:t>
+        <w:t>DAY-</w:t>
+      </w:r>
+      <w:proofErr w:type="gramStart"/>
+      <w:r>
+        <w:rPr>
+          <w:bCs/>
+          <w:sz w:val="24"/>
+          <w:szCs w:val="24"/>
+        </w:rPr>
+        <w:t>NAME(</w:t>
+      </w:r>
+      <w:proofErr w:type="gramEnd"/>
+      <w:r>
+        <w:rPr>
+          <w:bCs/>
+          <w:sz w:val="24"/>
+          <w:szCs w:val="24"/>
+        </w:rPr>
+        <w:t>2) has displacement of 9</w:t>
       </w:r>
     </w:p>
     <w:p>
@@ -17002,8 +17724,36 @@
           <w:sz w:val="24"/>
           <w:szCs w:val="24"/>
         </w:rPr>
-        <w:t>DAY-NAME(3) has displacement of 18 and so on..</w:t>
-      </w:r>
+        <w:t>DAY-</w:t>
+      </w:r>
+      <w:proofErr w:type="gramStart"/>
+      <w:r>
+        <w:rPr>
+          <w:bCs/>
+          <w:sz w:val="24"/>
+          <w:szCs w:val="24"/>
+        </w:rPr>
+        <w:t>NAME(</w:t>
+      </w:r>
+      <w:proofErr w:type="gramEnd"/>
+      <w:r>
+        <w:rPr>
+          <w:bCs/>
+          <w:sz w:val="24"/>
+          <w:szCs w:val="24"/>
+        </w:rPr>
+        <w:t xml:space="preserve">3) has displacement of 18 and so </w:t>
+      </w:r>
+      <w:proofErr w:type="gramStart"/>
+      <w:r>
+        <w:rPr>
+          <w:bCs/>
+          <w:sz w:val="24"/>
+          <w:szCs w:val="24"/>
+        </w:rPr>
+        <w:t>on..</w:t>
+      </w:r>
+      <w:proofErr w:type="gramEnd"/>
     </w:p>
     <w:p>
       <w:pPr>
@@ -17350,7 +18100,25 @@
           <w:sz w:val="24"/>
           <w:szCs w:val="24"/>
         </w:rPr>
-        <w:t>Subscript should have an entry in WORKING-STORAGE SECTION with ‘PIC S(4) COMP.’</w:t>
+        <w:t xml:space="preserve">Subscript should have an entry in WORKING-STORAGE SECTION with ‘PIC </w:t>
+      </w:r>
+      <w:proofErr w:type="gramStart"/>
+      <w:r>
+        <w:rPr>
+          <w:bCs/>
+          <w:sz w:val="24"/>
+          <w:szCs w:val="24"/>
+        </w:rPr>
+        <w:t>S(</w:t>
+      </w:r>
+      <w:proofErr w:type="gramEnd"/>
+      <w:r>
+        <w:rPr>
+          <w:bCs/>
+          <w:sz w:val="24"/>
+          <w:szCs w:val="24"/>
+        </w:rPr>
+        <w:t>4) COMP.’</w:t>
       </w:r>
     </w:p>
     <w:p>
@@ -17571,7 +18339,25 @@
           <w:szCs w:val="24"/>
         </w:rPr>
         <w:tab/>
-        <w:t>PIC X(10) OCCURS 3 TIMES.</w:t>
+        <w:t xml:space="preserve">PIC </w:t>
+      </w:r>
+      <w:proofErr w:type="gramStart"/>
+      <w:r>
+        <w:rPr>
+          <w:b/>
+          <w:sz w:val="24"/>
+          <w:szCs w:val="24"/>
+        </w:rPr>
+        <w:t>X(</w:t>
+      </w:r>
+      <w:proofErr w:type="gramEnd"/>
+      <w:r>
+        <w:rPr>
+          <w:b/>
+          <w:sz w:val="24"/>
+          <w:szCs w:val="24"/>
+        </w:rPr>
+        <w:t>10) OCCURS 3 TIMES.</w:t>
       </w:r>
     </w:p>
     <w:p>
@@ -17690,142 +18476,304 @@
           <w:szCs w:val="24"/>
         </w:rPr>
         <w:tab/>
-        <w:t>MOVE ‘SOAP ‘ TO WS-PRD(1).</w:t>
-      </w:r>
-    </w:p>
-    <w:p>
-      <w:pPr>
-        <w:spacing w:after="0"/>
-        <w:rPr>
-          <w:b/>
-          <w:sz w:val="24"/>
-          <w:szCs w:val="24"/>
-        </w:rPr>
-      </w:pPr>
-      <w:r>
-        <w:rPr>
-          <w:b/>
-          <w:sz w:val="24"/>
-          <w:szCs w:val="24"/>
-        </w:rPr>
-        <w:tab/>
-      </w:r>
-      <w:r>
-        <w:rPr>
-          <w:b/>
-          <w:sz w:val="24"/>
-          <w:szCs w:val="24"/>
-        </w:rPr>
-        <w:tab/>
-        <w:t>MOVE ‘DETERGENT ‘ TO WS-PRD(2).</w:t>
-      </w:r>
-    </w:p>
-    <w:p>
-      <w:pPr>
-        <w:spacing w:after="0"/>
-        <w:rPr>
-          <w:b/>
-          <w:sz w:val="24"/>
-          <w:szCs w:val="24"/>
-        </w:rPr>
-      </w:pPr>
-      <w:r>
-        <w:rPr>
-          <w:b/>
-          <w:sz w:val="24"/>
-          <w:szCs w:val="24"/>
-        </w:rPr>
-        <w:tab/>
-      </w:r>
-      <w:r>
-        <w:rPr>
-          <w:b/>
-          <w:sz w:val="24"/>
-          <w:szCs w:val="24"/>
-        </w:rPr>
-        <w:tab/>
-        <w:t>MOVE ‘SHAMPOO ‘ TO WS-PRD(3).</w:t>
-      </w:r>
-    </w:p>
-    <w:p>
-      <w:pPr>
-        <w:spacing w:after="0"/>
-        <w:rPr>
-          <w:b/>
-          <w:sz w:val="24"/>
-          <w:szCs w:val="24"/>
-        </w:rPr>
-      </w:pPr>
-      <w:r>
-        <w:rPr>
-          <w:b/>
-          <w:sz w:val="24"/>
-          <w:szCs w:val="24"/>
-        </w:rPr>
-        <w:tab/>
-      </w:r>
-      <w:r>
-        <w:rPr>
-          <w:b/>
-          <w:sz w:val="24"/>
-          <w:szCs w:val="24"/>
-        </w:rPr>
-        <w:tab/>
-        <w:t>DISPLAY WS-PRD(1).</w:t>
-      </w:r>
-    </w:p>
-    <w:p>
-      <w:pPr>
-        <w:spacing w:after="0"/>
-        <w:rPr>
-          <w:b/>
-          <w:sz w:val="24"/>
-          <w:szCs w:val="24"/>
-        </w:rPr>
-      </w:pPr>
-      <w:r>
-        <w:rPr>
-          <w:b/>
-          <w:sz w:val="24"/>
-          <w:szCs w:val="24"/>
-        </w:rPr>
-        <w:tab/>
-      </w:r>
-      <w:r>
-        <w:rPr>
-          <w:b/>
-          <w:sz w:val="24"/>
-          <w:szCs w:val="24"/>
-        </w:rPr>
-        <w:tab/>
-        <w:t>DISPLAY WS-PRD(2).</w:t>
-      </w:r>
-    </w:p>
-    <w:p>
-      <w:pPr>
-        <w:spacing w:after="0"/>
-        <w:rPr>
-          <w:b/>
-          <w:sz w:val="24"/>
-          <w:szCs w:val="24"/>
-        </w:rPr>
-      </w:pPr>
-      <w:r>
-        <w:rPr>
-          <w:b/>
-          <w:sz w:val="24"/>
-          <w:szCs w:val="24"/>
-        </w:rPr>
-        <w:tab/>
-      </w:r>
-      <w:r>
-        <w:rPr>
-          <w:b/>
-          <w:sz w:val="24"/>
-          <w:szCs w:val="24"/>
-        </w:rPr>
-        <w:tab/>
-        <w:t>DISPLAY WS-PRD(3).</w:t>
+        <w:t xml:space="preserve">MOVE ‘SOAP </w:t>
+      </w:r>
+      <w:proofErr w:type="gramStart"/>
+      <w:r>
+        <w:rPr>
+          <w:b/>
+          <w:sz w:val="24"/>
+          <w:szCs w:val="24"/>
+        </w:rPr>
+        <w:t>‘ TO</w:t>
+      </w:r>
+      <w:proofErr w:type="gramEnd"/>
+      <w:r>
+        <w:rPr>
+          <w:b/>
+          <w:sz w:val="24"/>
+          <w:szCs w:val="24"/>
+        </w:rPr>
+        <w:t xml:space="preserve"> WS-</w:t>
+      </w:r>
+      <w:proofErr w:type="gramStart"/>
+      <w:r>
+        <w:rPr>
+          <w:b/>
+          <w:sz w:val="24"/>
+          <w:szCs w:val="24"/>
+        </w:rPr>
+        <w:t>PRD(</w:t>
+      </w:r>
+      <w:proofErr w:type="gramEnd"/>
+      <w:r>
+        <w:rPr>
+          <w:b/>
+          <w:sz w:val="24"/>
+          <w:szCs w:val="24"/>
+        </w:rPr>
+        <w:t>1).</w:t>
+      </w:r>
+    </w:p>
+    <w:p>
+      <w:pPr>
+        <w:spacing w:after="0"/>
+        <w:rPr>
+          <w:b/>
+          <w:sz w:val="24"/>
+          <w:szCs w:val="24"/>
+        </w:rPr>
+      </w:pPr>
+      <w:r>
+        <w:rPr>
+          <w:b/>
+          <w:sz w:val="24"/>
+          <w:szCs w:val="24"/>
+        </w:rPr>
+        <w:tab/>
+      </w:r>
+      <w:r>
+        <w:rPr>
+          <w:b/>
+          <w:sz w:val="24"/>
+          <w:szCs w:val="24"/>
+        </w:rPr>
+        <w:tab/>
+        <w:t xml:space="preserve">MOVE ‘DETERGENT </w:t>
+      </w:r>
+      <w:proofErr w:type="gramStart"/>
+      <w:r>
+        <w:rPr>
+          <w:b/>
+          <w:sz w:val="24"/>
+          <w:szCs w:val="24"/>
+        </w:rPr>
+        <w:t>‘ TO</w:t>
+      </w:r>
+      <w:proofErr w:type="gramEnd"/>
+      <w:r>
+        <w:rPr>
+          <w:b/>
+          <w:sz w:val="24"/>
+          <w:szCs w:val="24"/>
+        </w:rPr>
+        <w:t xml:space="preserve"> WS-</w:t>
+      </w:r>
+      <w:proofErr w:type="gramStart"/>
+      <w:r>
+        <w:rPr>
+          <w:b/>
+          <w:sz w:val="24"/>
+          <w:szCs w:val="24"/>
+        </w:rPr>
+        <w:t>PRD(</w:t>
+      </w:r>
+      <w:proofErr w:type="gramEnd"/>
+      <w:r>
+        <w:rPr>
+          <w:b/>
+          <w:sz w:val="24"/>
+          <w:szCs w:val="24"/>
+        </w:rPr>
+        <w:t>2).</w:t>
+      </w:r>
+    </w:p>
+    <w:p>
+      <w:pPr>
+        <w:spacing w:after="0"/>
+        <w:rPr>
+          <w:b/>
+          <w:sz w:val="24"/>
+          <w:szCs w:val="24"/>
+        </w:rPr>
+      </w:pPr>
+      <w:r>
+        <w:rPr>
+          <w:b/>
+          <w:sz w:val="24"/>
+          <w:szCs w:val="24"/>
+        </w:rPr>
+        <w:tab/>
+      </w:r>
+      <w:r>
+        <w:rPr>
+          <w:b/>
+          <w:sz w:val="24"/>
+          <w:szCs w:val="24"/>
+        </w:rPr>
+        <w:tab/>
+        <w:t xml:space="preserve">MOVE ‘SHAMPOO </w:t>
+      </w:r>
+      <w:proofErr w:type="gramStart"/>
+      <w:r>
+        <w:rPr>
+          <w:b/>
+          <w:sz w:val="24"/>
+          <w:szCs w:val="24"/>
+        </w:rPr>
+        <w:t>‘ TO</w:t>
+      </w:r>
+      <w:proofErr w:type="gramEnd"/>
+      <w:r>
+        <w:rPr>
+          <w:b/>
+          <w:sz w:val="24"/>
+          <w:szCs w:val="24"/>
+        </w:rPr>
+        <w:t xml:space="preserve"> WS-</w:t>
+      </w:r>
+      <w:proofErr w:type="gramStart"/>
+      <w:r>
+        <w:rPr>
+          <w:b/>
+          <w:sz w:val="24"/>
+          <w:szCs w:val="24"/>
+        </w:rPr>
+        <w:t>PRD(</w:t>
+      </w:r>
+      <w:proofErr w:type="gramEnd"/>
+      <w:r>
+        <w:rPr>
+          <w:b/>
+          <w:sz w:val="24"/>
+          <w:szCs w:val="24"/>
+        </w:rPr>
+        <w:t>3).</w:t>
+      </w:r>
+    </w:p>
+    <w:p>
+      <w:pPr>
+        <w:spacing w:after="0"/>
+        <w:rPr>
+          <w:b/>
+          <w:sz w:val="24"/>
+          <w:szCs w:val="24"/>
+        </w:rPr>
+      </w:pPr>
+      <w:r>
+        <w:rPr>
+          <w:b/>
+          <w:sz w:val="24"/>
+          <w:szCs w:val="24"/>
+        </w:rPr>
+        <w:tab/>
+      </w:r>
+      <w:r>
+        <w:rPr>
+          <w:b/>
+          <w:sz w:val="24"/>
+          <w:szCs w:val="24"/>
+        </w:rPr>
+        <w:tab/>
+        <w:t>DISPLAY WS-</w:t>
+      </w:r>
+      <w:proofErr w:type="gramStart"/>
+      <w:r>
+        <w:rPr>
+          <w:b/>
+          <w:sz w:val="24"/>
+          <w:szCs w:val="24"/>
+        </w:rPr>
+        <w:t>PRD(</w:t>
+      </w:r>
+      <w:proofErr w:type="gramEnd"/>
+      <w:r>
+        <w:rPr>
+          <w:b/>
+          <w:sz w:val="24"/>
+          <w:szCs w:val="24"/>
+        </w:rPr>
+        <w:t>1).</w:t>
+      </w:r>
+    </w:p>
+    <w:p>
+      <w:pPr>
+        <w:spacing w:after="0"/>
+        <w:rPr>
+          <w:b/>
+          <w:sz w:val="24"/>
+          <w:szCs w:val="24"/>
+        </w:rPr>
+      </w:pPr>
+      <w:r>
+        <w:rPr>
+          <w:b/>
+          <w:sz w:val="24"/>
+          <w:szCs w:val="24"/>
+        </w:rPr>
+        <w:tab/>
+      </w:r>
+      <w:r>
+        <w:rPr>
+          <w:b/>
+          <w:sz w:val="24"/>
+          <w:szCs w:val="24"/>
+        </w:rPr>
+        <w:tab/>
+        <w:t>DISPLAY WS-</w:t>
+      </w:r>
+      <w:proofErr w:type="gramStart"/>
+      <w:r>
+        <w:rPr>
+          <w:b/>
+          <w:sz w:val="24"/>
+          <w:szCs w:val="24"/>
+        </w:rPr>
+        <w:t>PRD(</w:t>
+      </w:r>
+      <w:proofErr w:type="gramEnd"/>
+      <w:r>
+        <w:rPr>
+          <w:b/>
+          <w:sz w:val="24"/>
+          <w:szCs w:val="24"/>
+        </w:rPr>
+        <w:t>2).</w:t>
+      </w:r>
+    </w:p>
+    <w:p>
+      <w:pPr>
+        <w:spacing w:after="0"/>
+        <w:rPr>
+          <w:b/>
+          <w:sz w:val="24"/>
+          <w:szCs w:val="24"/>
+        </w:rPr>
+      </w:pPr>
+      <w:r>
+        <w:rPr>
+          <w:b/>
+          <w:sz w:val="24"/>
+          <w:szCs w:val="24"/>
+        </w:rPr>
+        <w:tab/>
+      </w:r>
+      <w:r>
+        <w:rPr>
+          <w:b/>
+          <w:sz w:val="24"/>
+          <w:szCs w:val="24"/>
+        </w:rPr>
+        <w:tab/>
+        <w:t>DISPLAY WS-</w:t>
+      </w:r>
+      <w:proofErr w:type="gramStart"/>
+      <w:r>
+        <w:rPr>
+          <w:b/>
+          <w:sz w:val="24"/>
+          <w:szCs w:val="24"/>
+        </w:rPr>
+        <w:t>PRD(</w:t>
+      </w:r>
+      <w:proofErr w:type="gramEnd"/>
+      <w:r>
+        <w:rPr>
+          <w:b/>
+          <w:sz w:val="24"/>
+          <w:szCs w:val="24"/>
+        </w:rPr>
+        <w:t>3).</w:t>
       </w:r>
     </w:p>
     <w:p>
@@ -18121,7 +19069,25 @@
           <w:szCs w:val="24"/>
         </w:rPr>
         <w:tab/>
-        <w:t xml:space="preserve">PIC X(10) OCCURS </w:t>
+        <w:t xml:space="preserve">PIC </w:t>
+      </w:r>
+      <w:proofErr w:type="gramStart"/>
+      <w:r>
+        <w:rPr>
+          <w:b/>
+          <w:sz w:val="24"/>
+          <w:szCs w:val="24"/>
+        </w:rPr>
+        <w:t>X(</w:t>
+      </w:r>
+      <w:proofErr w:type="gramEnd"/>
+      <w:r>
+        <w:rPr>
+          <w:b/>
+          <w:sz w:val="24"/>
+          <w:szCs w:val="24"/>
+        </w:rPr>
+        <w:t xml:space="preserve">10) OCCURS </w:t>
       </w:r>
       <w:r>
         <w:rPr>
@@ -18459,7 +19425,25 @@
           <w:szCs w:val="24"/>
         </w:rPr>
         <w:tab/>
-        <w:t>MOVE WS-SYS-TIME TO WS-PRD(I,</w:t>
+        <w:t>MOVE WS-SYS-TIME TO WS-</w:t>
+      </w:r>
+      <w:proofErr w:type="gramStart"/>
+      <w:r>
+        <w:rPr>
+          <w:b/>
+          <w:sz w:val="24"/>
+          <w:szCs w:val="24"/>
+        </w:rPr>
+        <w:t>PRD(</w:t>
+      </w:r>
+      <w:proofErr w:type="gramEnd"/>
+      <w:r>
+        <w:rPr>
+          <w:b/>
+          <w:sz w:val="24"/>
+          <w:szCs w:val="24"/>
+        </w:rPr>
+        <w:t>I,</w:t>
       </w:r>
       <w:r>
         <w:rPr>
@@ -18503,7 +19487,25 @@
           <w:sz w:val="24"/>
           <w:szCs w:val="24"/>
         </w:rPr>
-        <w:t>Y ‘PRODUCT’ I ‘,’ J ‘:’ WS-PRD(I, J).</w:t>
+        <w:t>Y ‘PRODUCT’ I ‘,’ J ‘:’ WS-</w:t>
+      </w:r>
+      <w:proofErr w:type="gramStart"/>
+      <w:r>
+        <w:rPr>
+          <w:b/>
+          <w:sz w:val="24"/>
+          <w:szCs w:val="24"/>
+        </w:rPr>
+        <w:t>PRD(</w:t>
+      </w:r>
+      <w:proofErr w:type="gramEnd"/>
+      <w:r>
+        <w:rPr>
+          <w:b/>
+          <w:sz w:val="24"/>
+          <w:szCs w:val="24"/>
+        </w:rPr>
+        <w:t>I, J).</w:t>
       </w:r>
       <w:r>
         <w:rPr>
@@ -20537,15 +21539,33 @@
           <w:sz w:val="24"/>
           <w:szCs w:val="24"/>
         </w:rPr>
-        <w:t>Statement/NEXT SENTENCE/CONTINUE</w:t>
-      </w:r>
-      <w:r>
-        <w:rPr>
-          <w:b/>
-          <w:sz w:val="24"/>
-          <w:szCs w:val="24"/>
-        </w:rPr>
-        <w:t>}….</w:t>
+        <w:t>Statement/NEXT SENTENCE/</w:t>
+      </w:r>
+      <w:proofErr w:type="gramStart"/>
+      <w:r>
+        <w:rPr>
+          <w:b/>
+          <w:sz w:val="24"/>
+          <w:szCs w:val="24"/>
+        </w:rPr>
+        <w:t>CONTINUE</w:t>
+      </w:r>
+      <w:r>
+        <w:rPr>
+          <w:b/>
+          <w:sz w:val="24"/>
+          <w:szCs w:val="24"/>
+        </w:rPr>
+        <w:t>}…</w:t>
+      </w:r>
+      <w:proofErr w:type="gramEnd"/>
+      <w:r>
+        <w:rPr>
+          <w:b/>
+          <w:sz w:val="24"/>
+          <w:szCs w:val="24"/>
+        </w:rPr>
+        <w:t>.</w:t>
       </w:r>
     </w:p>
     <w:p>
@@ -20693,15 +21713,33 @@
           <w:sz w:val="24"/>
           <w:szCs w:val="24"/>
         </w:rPr>
-        <w:t>Statement/NEXT SENTENCE/CONTINUE</w:t>
-      </w:r>
-      <w:r>
-        <w:rPr>
-          <w:b/>
-          <w:sz w:val="24"/>
-          <w:szCs w:val="24"/>
-        </w:rPr>
-        <w:t>}….</w:t>
+        <w:t>Statement/NEXT SENTENCE/</w:t>
+      </w:r>
+      <w:proofErr w:type="gramStart"/>
+      <w:r>
+        <w:rPr>
+          <w:b/>
+          <w:sz w:val="24"/>
+          <w:szCs w:val="24"/>
+        </w:rPr>
+        <w:t>CONTINUE</w:t>
+      </w:r>
+      <w:r>
+        <w:rPr>
+          <w:b/>
+          <w:sz w:val="24"/>
+          <w:szCs w:val="24"/>
+        </w:rPr>
+        <w:t>}…</w:t>
+      </w:r>
+      <w:proofErr w:type="gramEnd"/>
+      <w:r>
+        <w:rPr>
+          <w:b/>
+          <w:sz w:val="24"/>
+          <w:szCs w:val="24"/>
+        </w:rPr>
+        <w:t>.</w:t>
       </w:r>
     </w:p>
     <w:p>
@@ -22817,15 +23855,43 @@
           <w:sz w:val="24"/>
           <w:szCs w:val="24"/>
         </w:rPr>
-        <w:t>DELIMITED BY other-delimiter :</w:t>
-      </w:r>
-      <w:r>
-        <w:rPr>
-          <w:bCs/>
-          <w:sz w:val="24"/>
-          <w:szCs w:val="24"/>
-        </w:rPr>
-        <w:t xml:space="preserve"> To limit the string based on a delimiter which is defined in the clause, it can be /,*,&amp;,’.</w:t>
+        <w:t>DELIMITED BY other-</w:t>
+      </w:r>
+      <w:proofErr w:type="gramStart"/>
+      <w:r>
+        <w:rPr>
+          <w:b/>
+          <w:sz w:val="24"/>
+          <w:szCs w:val="24"/>
+        </w:rPr>
+        <w:t>delimiter :</w:t>
+      </w:r>
+      <w:proofErr w:type="gramEnd"/>
+      <w:r>
+        <w:rPr>
+          <w:bCs/>
+          <w:sz w:val="24"/>
+          <w:szCs w:val="24"/>
+        </w:rPr>
+        <w:t xml:space="preserve"> To limit the string based on a delimiter which is defined in the clause, it can be </w:t>
+      </w:r>
+      <w:proofErr w:type="gramStart"/>
+      <w:r>
+        <w:rPr>
+          <w:bCs/>
+          <w:sz w:val="24"/>
+          <w:szCs w:val="24"/>
+        </w:rPr>
+        <w:t>/,*</w:t>
+      </w:r>
+      <w:proofErr w:type="gramEnd"/>
+      <w:r>
+        <w:rPr>
+          <w:bCs/>
+          <w:sz w:val="24"/>
+          <w:szCs w:val="24"/>
+        </w:rPr>
+        <w:t>,&amp;,’.</w:t>
       </w:r>
     </w:p>
     <w:p>
@@ -23125,7 +24191,25 @@
           <w:szCs w:val="24"/>
         </w:rPr>
         <w:tab/>
-        <w:t>PIC X(10) VALUE ‘I AM AN/’.</w:t>
+        <w:t xml:space="preserve">PIC </w:t>
+      </w:r>
+      <w:proofErr w:type="gramStart"/>
+      <w:r>
+        <w:rPr>
+          <w:b/>
+          <w:sz w:val="24"/>
+          <w:szCs w:val="24"/>
+        </w:rPr>
+        <w:t>X(</w:t>
+      </w:r>
+      <w:proofErr w:type="gramEnd"/>
+      <w:r>
+        <w:rPr>
+          <w:b/>
+          <w:sz w:val="24"/>
+          <w:szCs w:val="24"/>
+        </w:rPr>
+        <w:t>10) VALUE ‘I AM AN/’.</w:t>
       </w:r>
     </w:p>
     <w:p>
@@ -23161,7 +24245,25 @@
           <w:szCs w:val="24"/>
         </w:rPr>
         <w:tab/>
-        <w:t>PIC X(12) VALUE ‘EXAMPLE OF ‘.</w:t>
+        <w:t xml:space="preserve">PIC </w:t>
+      </w:r>
+      <w:proofErr w:type="gramStart"/>
+      <w:r>
+        <w:rPr>
+          <w:b/>
+          <w:sz w:val="24"/>
+          <w:szCs w:val="24"/>
+        </w:rPr>
+        <w:t>X(</w:t>
+      </w:r>
+      <w:proofErr w:type="gramEnd"/>
+      <w:r>
+        <w:rPr>
+          <w:b/>
+          <w:sz w:val="24"/>
+          <w:szCs w:val="24"/>
+        </w:rPr>
+        <w:t>12) VALUE ‘EXAMPLE OF ‘.</w:t>
       </w:r>
     </w:p>
     <w:p>
@@ -23197,16 +24299,44 @@
           <w:szCs w:val="24"/>
         </w:rPr>
         <w:tab/>
-        <w:t>PIC X(26) VALUE ‘STRING OPERATION</w:t>
-      </w:r>
-      <w:r>
-        <w:rPr>
-          <w:b/>
-          <w:sz w:val="24"/>
-          <w:szCs w:val="24"/>
-        </w:rPr>
-        <w:t xml:space="preserve"> …..</w:t>
-      </w:r>
+        <w:t xml:space="preserve">PIC </w:t>
+      </w:r>
+      <w:proofErr w:type="gramStart"/>
+      <w:r>
+        <w:rPr>
+          <w:b/>
+          <w:sz w:val="24"/>
+          <w:szCs w:val="24"/>
+        </w:rPr>
+        <w:t>X(</w:t>
+      </w:r>
+      <w:proofErr w:type="gramEnd"/>
+      <w:r>
+        <w:rPr>
+          <w:b/>
+          <w:sz w:val="24"/>
+          <w:szCs w:val="24"/>
+        </w:rPr>
+        <w:t>26) VALUE ‘STRING OPERATION</w:t>
+      </w:r>
+      <w:r>
+        <w:rPr>
+          <w:b/>
+          <w:sz w:val="24"/>
+          <w:szCs w:val="24"/>
+        </w:rPr>
+        <w:t xml:space="preserve"> </w:t>
+      </w:r>
+      <w:proofErr w:type="gramStart"/>
+      <w:r>
+        <w:rPr>
+          <w:b/>
+          <w:sz w:val="24"/>
+          <w:szCs w:val="24"/>
+        </w:rPr>
+        <w:t>…..</w:t>
+      </w:r>
+      <w:proofErr w:type="gramEnd"/>
       <w:r>
         <w:rPr>
           <w:b/>
@@ -23241,7 +24371,25 @@
           <w:szCs w:val="24"/>
         </w:rPr>
         <w:tab/>
-        <w:t>PIC X(30).</w:t>
+        <w:t xml:space="preserve">PIC </w:t>
+      </w:r>
+      <w:proofErr w:type="gramStart"/>
+      <w:r>
+        <w:rPr>
+          <w:b/>
+          <w:sz w:val="24"/>
+          <w:szCs w:val="24"/>
+        </w:rPr>
+        <w:t>X(</w:t>
+      </w:r>
+      <w:proofErr w:type="gramEnd"/>
+      <w:r>
+        <w:rPr>
+          <w:b/>
+          <w:sz w:val="24"/>
+          <w:szCs w:val="24"/>
+        </w:rPr>
+        <w:t>30).</w:t>
       </w:r>
     </w:p>
     <w:p>
@@ -23818,7 +24966,25 @@
           <w:szCs w:val="24"/>
         </w:rPr>
         <w:tab/>
-        <w:t>I AM AN EXAMPLE OF  STRING.</w:t>
+        <w:t xml:space="preserve">I AM AN EXAMPLE </w:t>
+      </w:r>
+      <w:proofErr w:type="gramStart"/>
+      <w:r>
+        <w:rPr>
+          <w:b/>
+          <w:sz w:val="24"/>
+          <w:szCs w:val="24"/>
+        </w:rPr>
+        <w:t>OF  STRING</w:t>
+      </w:r>
+      <w:proofErr w:type="gramEnd"/>
+      <w:r>
+        <w:rPr>
+          <w:b/>
+          <w:sz w:val="24"/>
+          <w:szCs w:val="24"/>
+        </w:rPr>
+        <w:t>.</w:t>
       </w:r>
     </w:p>
     <w:p>
@@ -23890,7 +25056,25 @@
           <w:sz w:val="24"/>
           <w:szCs w:val="24"/>
         </w:rPr>
-        <w:t>It is opposite of STRING, it splits the string into smaller sub strings.</w:t>
+        <w:t xml:space="preserve">It is opposite of </w:t>
+      </w:r>
+      <w:proofErr w:type="gramStart"/>
+      <w:r>
+        <w:rPr>
+          <w:bCs/>
+          <w:sz w:val="24"/>
+          <w:szCs w:val="24"/>
+        </w:rPr>
+        <w:t>STRING,</w:t>
+      </w:r>
+      <w:proofErr w:type="gramEnd"/>
+      <w:r>
+        <w:rPr>
+          <w:bCs/>
+          <w:sz w:val="24"/>
+          <w:szCs w:val="24"/>
+        </w:rPr>
+        <w:t xml:space="preserve"> it splits the string into smaller sub strings.</w:t>
       </w:r>
     </w:p>
     <w:p>
@@ -24680,8 +25864,18 @@
           <w:szCs w:val="24"/>
         </w:rPr>
         <w:tab/>
-        <w:t>PIC X(</w:t>
-      </w:r>
+        <w:t xml:space="preserve">PIC </w:t>
+      </w:r>
+      <w:proofErr w:type="gramStart"/>
+      <w:r>
+        <w:rPr>
+          <w:b/>
+          <w:sz w:val="24"/>
+          <w:szCs w:val="24"/>
+        </w:rPr>
+        <w:t>X(</w:t>
+      </w:r>
+      <w:proofErr w:type="gramEnd"/>
       <w:r>
         <w:rPr>
           <w:b/>
@@ -24740,8 +25934,18 @@
           <w:szCs w:val="24"/>
         </w:rPr>
         <w:tab/>
-        <w:t>PIC X(</w:t>
-      </w:r>
+        <w:t xml:space="preserve">PIC </w:t>
+      </w:r>
+      <w:proofErr w:type="gramStart"/>
+      <w:r>
+        <w:rPr>
+          <w:b/>
+          <w:sz w:val="24"/>
+          <w:szCs w:val="24"/>
+        </w:rPr>
+        <w:t>X(</w:t>
+      </w:r>
+      <w:proofErr w:type="gramEnd"/>
       <w:r>
         <w:rPr>
           <w:b/>
@@ -24800,8 +26004,18 @@
           <w:szCs w:val="24"/>
         </w:rPr>
         <w:tab/>
-        <w:t>PIC X(</w:t>
-      </w:r>
+        <w:t xml:space="preserve">PIC </w:t>
+      </w:r>
+      <w:proofErr w:type="gramStart"/>
+      <w:r>
+        <w:rPr>
+          <w:b/>
+          <w:sz w:val="24"/>
+          <w:szCs w:val="24"/>
+        </w:rPr>
+        <w:t>X(</w:t>
+      </w:r>
+      <w:proofErr w:type="gramEnd"/>
       <w:r>
         <w:rPr>
           <w:b/>
@@ -24868,8 +26082,18 @@
           <w:szCs w:val="24"/>
         </w:rPr>
         <w:tab/>
-        <w:t>PIC X(</w:t>
-      </w:r>
+        <w:t xml:space="preserve">PIC </w:t>
+      </w:r>
+      <w:proofErr w:type="gramStart"/>
+      <w:r>
+        <w:rPr>
+          <w:b/>
+          <w:sz w:val="24"/>
+          <w:szCs w:val="24"/>
+        </w:rPr>
+        <w:t>X(</w:t>
+      </w:r>
+      <w:proofErr w:type="gramEnd"/>
       <w:r>
         <w:rPr>
           <w:b/>
@@ -24938,13 +26162,23 @@
         <w:tab/>
         <w:t xml:space="preserve">PIC </w:t>
       </w:r>
-      <w:r>
-        <w:rPr>
-          <w:b/>
-          <w:sz w:val="24"/>
-          <w:szCs w:val="24"/>
-        </w:rPr>
-        <w:t>A(30</w:t>
+      <w:proofErr w:type="gramStart"/>
+      <w:r>
+        <w:rPr>
+          <w:b/>
+          <w:sz w:val="24"/>
+          <w:szCs w:val="24"/>
+        </w:rPr>
+        <w:t>A(</w:t>
+      </w:r>
+      <w:proofErr w:type="gramEnd"/>
+      <w:r>
+        <w:rPr>
+          <w:b/>
+          <w:sz w:val="24"/>
+          <w:szCs w:val="24"/>
+        </w:rPr>
+        <w:t>30</w:t>
       </w:r>
       <w:r>
         <w:rPr>
@@ -25730,8 +26964,18 @@
           <w:szCs w:val="24"/>
         </w:rPr>
         <w:tab/>
-        <w:t>PIC X(</w:t>
-      </w:r>
+        <w:t xml:space="preserve">PIC </w:t>
+      </w:r>
+      <w:proofErr w:type="gramStart"/>
+      <w:r>
+        <w:rPr>
+          <w:b/>
+          <w:sz w:val="24"/>
+          <w:szCs w:val="24"/>
+        </w:rPr>
+        <w:t>X(</w:t>
+      </w:r>
+      <w:proofErr w:type="gramEnd"/>
       <w:r>
         <w:rPr>
           <w:b/>
@@ -25790,8 +27034,18 @@
           <w:szCs w:val="24"/>
         </w:rPr>
         <w:tab/>
-        <w:t>PIC X(</w:t>
-      </w:r>
+        <w:t xml:space="preserve">PIC </w:t>
+      </w:r>
+      <w:proofErr w:type="gramStart"/>
+      <w:r>
+        <w:rPr>
+          <w:b/>
+          <w:sz w:val="24"/>
+          <w:szCs w:val="24"/>
+        </w:rPr>
+        <w:t>X(</w:t>
+      </w:r>
+      <w:proofErr w:type="gramEnd"/>
       <w:r>
         <w:rPr>
           <w:b/>
@@ -25851,8 +27105,18 @@
           <w:szCs w:val="24"/>
         </w:rPr>
         <w:tab/>
-        <w:t>PIC X(</w:t>
-      </w:r>
+        <w:t xml:space="preserve">PIC </w:t>
+      </w:r>
+      <w:proofErr w:type="gramStart"/>
+      <w:r>
+        <w:rPr>
+          <w:b/>
+          <w:sz w:val="24"/>
+          <w:szCs w:val="24"/>
+        </w:rPr>
+        <w:t>X(</w:t>
+      </w:r>
+      <w:proofErr w:type="gramEnd"/>
       <w:r>
         <w:rPr>
           <w:b/>
@@ -25919,8 +27183,18 @@
           <w:szCs w:val="24"/>
         </w:rPr>
         <w:tab/>
-        <w:t>PIC X(</w:t>
-      </w:r>
+        <w:t xml:space="preserve">PIC </w:t>
+      </w:r>
+      <w:proofErr w:type="gramStart"/>
+      <w:r>
+        <w:rPr>
+          <w:b/>
+          <w:sz w:val="24"/>
+          <w:szCs w:val="24"/>
+        </w:rPr>
+        <w:t>X(</w:t>
+      </w:r>
+      <w:proofErr w:type="gramEnd"/>
       <w:r>
         <w:rPr>
           <w:b/>
@@ -25989,13 +27263,23 @@
         <w:tab/>
         <w:t xml:space="preserve">PIC </w:t>
       </w:r>
-      <w:r>
-        <w:rPr>
-          <w:b/>
-          <w:sz w:val="24"/>
-          <w:szCs w:val="24"/>
-        </w:rPr>
-        <w:t>A(30</w:t>
+      <w:proofErr w:type="gramStart"/>
+      <w:r>
+        <w:rPr>
+          <w:b/>
+          <w:sz w:val="24"/>
+          <w:szCs w:val="24"/>
+        </w:rPr>
+        <w:t>A(</w:t>
+      </w:r>
+      <w:proofErr w:type="gramEnd"/>
+      <w:r>
+        <w:rPr>
+          <w:b/>
+          <w:sz w:val="24"/>
+          <w:szCs w:val="24"/>
+        </w:rPr>
+        <w:t>30</w:t>
       </w:r>
       <w:r>
         <w:rPr>
@@ -26067,7 +27351,25 @@
           <w:szCs w:val="24"/>
         </w:rPr>
         <w:tab/>
-        <w:t>PIC X(1) VALUE SPACES.</w:t>
+        <w:t xml:space="preserve">PIC </w:t>
+      </w:r>
+      <w:proofErr w:type="gramStart"/>
+      <w:r>
+        <w:rPr>
+          <w:b/>
+          <w:sz w:val="24"/>
+          <w:szCs w:val="24"/>
+        </w:rPr>
+        <w:t>X(</w:t>
+      </w:r>
+      <w:proofErr w:type="gramEnd"/>
+      <w:r>
+        <w:rPr>
+          <w:b/>
+          <w:sz w:val="24"/>
+          <w:szCs w:val="24"/>
+        </w:rPr>
+        <w:t>1) VALUE SPACES.</w:t>
       </w:r>
     </w:p>
     <w:p>
@@ -26195,7 +27497,25 @@
           <w:szCs w:val="24"/>
         </w:rPr>
         <w:tab/>
-        <w:t>PIC A(30).</w:t>
+        <w:t xml:space="preserve">PIC </w:t>
+      </w:r>
+      <w:proofErr w:type="gramStart"/>
+      <w:r>
+        <w:rPr>
+          <w:b/>
+          <w:sz w:val="24"/>
+          <w:szCs w:val="24"/>
+        </w:rPr>
+        <w:t>A(</w:t>
+      </w:r>
+      <w:proofErr w:type="gramEnd"/>
+      <w:r>
+        <w:rPr>
+          <w:b/>
+          <w:sz w:val="24"/>
+          <w:szCs w:val="24"/>
+        </w:rPr>
+        <w:t>30).</w:t>
       </w:r>
     </w:p>
     <w:p>
@@ -27344,7 +28664,25 @@
           <w:sz w:val="24"/>
           <w:szCs w:val="24"/>
         </w:rPr>
-        <w:t>INSPECT is used to analyse a string to find the count of occurrence of a particular alphabet or substring or to replace a particular character’s with other character’s</w:t>
+        <w:t xml:space="preserve">INSPECT is used to analyse a string to find the count of occurrence of a particular alphabet or substring or to replace a particular </w:t>
+      </w:r>
+      <w:proofErr w:type="gramStart"/>
+      <w:r>
+        <w:rPr>
+          <w:bCs/>
+          <w:sz w:val="24"/>
+          <w:szCs w:val="24"/>
+        </w:rPr>
+        <w:t>character’s</w:t>
+      </w:r>
+      <w:proofErr w:type="gramEnd"/>
+      <w:r>
+        <w:rPr>
+          <w:bCs/>
+          <w:sz w:val="24"/>
+          <w:szCs w:val="24"/>
+        </w:rPr>
+        <w:t xml:space="preserve"> with other character’s</w:t>
       </w:r>
     </w:p>
     <w:p>
@@ -28351,8 +29689,18 @@
           <w:sz w:val="24"/>
           <w:szCs w:val="24"/>
         </w:rPr>
-        <w:t>CALL ‘SUB-PROGRAM’ USING parameter-1, parameter-2,…</w:t>
-      </w:r>
+        <w:t>CALL ‘SUB-PROGRAM’ USING parameter-1, parameter-</w:t>
+      </w:r>
+      <w:proofErr w:type="gramStart"/>
+      <w:r>
+        <w:rPr>
+          <w:b/>
+          <w:sz w:val="24"/>
+          <w:szCs w:val="24"/>
+        </w:rPr>
+        <w:t>2,…</w:t>
+      </w:r>
+      <w:proofErr w:type="gramEnd"/>
     </w:p>
     <w:p>
       <w:pPr>
@@ -28551,8 +29899,18 @@
           <w:sz w:val="24"/>
           <w:szCs w:val="24"/>
         </w:rPr>
-        <w:t>CALL ‘WS-SUB-PGM’ USING parameter-1, parameter-2,…</w:t>
-      </w:r>
+        <w:t>CALL ‘WS-SUB-PGM’ USING parameter-1, parameter-</w:t>
+      </w:r>
+      <w:proofErr w:type="gramStart"/>
+      <w:r>
+        <w:rPr>
+          <w:b/>
+          <w:sz w:val="24"/>
+          <w:szCs w:val="24"/>
+        </w:rPr>
+        <w:t>2,…</w:t>
+      </w:r>
+      <w:proofErr w:type="gramEnd"/>
     </w:p>
     <w:p>
       <w:pPr>
@@ -28603,7 +29961,25 @@
           <w:szCs w:val="24"/>
         </w:rPr>
         <w:tab/>
-        <w:t>PIC X(10) VALUE ‘SUB-PGM-NAME’.</w:t>
+        <w:t xml:space="preserve">PIC </w:t>
+      </w:r>
+      <w:proofErr w:type="gramStart"/>
+      <w:r>
+        <w:rPr>
+          <w:b/>
+          <w:sz w:val="24"/>
+          <w:szCs w:val="24"/>
+        </w:rPr>
+        <w:t>X(</w:t>
+      </w:r>
+      <w:proofErr w:type="gramEnd"/>
+      <w:r>
+        <w:rPr>
+          <w:b/>
+          <w:sz w:val="24"/>
+          <w:szCs w:val="24"/>
+        </w:rPr>
+        <w:t>10) VALUE ‘SUB-PGM-NAME’.</w:t>
       </w:r>
     </w:p>
     <w:p>
@@ -28760,6 +30136,7 @@
         <w:lastRenderedPageBreak/>
         <w:t xml:space="preserve">While calling a subprogram either it can be simple call without any value being passed to the subprogram or </w:t>
       </w:r>
+      <w:proofErr w:type="gramStart"/>
       <w:r>
         <w:rPr>
           <w:bCs/>
@@ -28768,6 +30145,7 @@
         </w:rPr>
         <w:t>by passing</w:t>
       </w:r>
+      <w:proofErr w:type="gramEnd"/>
       <w:r>
         <w:rPr>
           <w:bCs/>
@@ -28910,8 +30288,18 @@
           <w:sz w:val="24"/>
           <w:szCs w:val="24"/>
         </w:rPr>
-        <w:t>USING BY REFERENCE identifier1, identifier2,..</w:t>
-      </w:r>
+        <w:t>USING BY REFERENCE identifier1, identifier</w:t>
+      </w:r>
+      <w:proofErr w:type="gramStart"/>
+      <w:r>
+        <w:rPr>
+          <w:b/>
+          <w:sz w:val="24"/>
+          <w:szCs w:val="24"/>
+        </w:rPr>
+        <w:t>2,..</w:t>
+      </w:r>
+      <w:proofErr w:type="gramEnd"/>
     </w:p>
     <w:p>
       <w:pPr>
@@ -29006,8 +30394,18 @@
           <w:sz w:val="24"/>
           <w:szCs w:val="24"/>
         </w:rPr>
-        <w:t>USING BY CONTENT identifier1, identifier2,…</w:t>
-      </w:r>
+        <w:t>USING BY CONTENT identifier1, identifier</w:t>
+      </w:r>
+      <w:proofErr w:type="gramStart"/>
+      <w:r>
+        <w:rPr>
+          <w:b/>
+          <w:sz w:val="24"/>
+          <w:szCs w:val="24"/>
+        </w:rPr>
+        <w:t>2,…</w:t>
+      </w:r>
+      <w:proofErr w:type="gramEnd"/>
     </w:p>
     <w:p>
       <w:pPr>
@@ -29054,7 +30452,25 @@
           <w:sz w:val="24"/>
           <w:szCs w:val="24"/>
         </w:rPr>
-        <w:t>It is similar to CALL BY CONTENT but only limited values can be send to the sub-program.</w:t>
+        <w:t xml:space="preserve">It is similar to CALL BY CONTENT but only limited values can be </w:t>
+      </w:r>
+      <w:proofErr w:type="gramStart"/>
+      <w:r>
+        <w:rPr>
+          <w:bCs/>
+          <w:sz w:val="24"/>
+          <w:szCs w:val="24"/>
+        </w:rPr>
+        <w:t>send</w:t>
+      </w:r>
+      <w:proofErr w:type="gramEnd"/>
+      <w:r>
+        <w:rPr>
+          <w:bCs/>
+          <w:sz w:val="24"/>
+          <w:szCs w:val="24"/>
+        </w:rPr>
+        <w:t xml:space="preserve"> to the sub-program.</w:t>
       </w:r>
     </w:p>
     <w:p>
@@ -29078,7 +30494,25 @@
           <w:sz w:val="24"/>
           <w:szCs w:val="24"/>
         </w:rPr>
-        <w:t>We can either pass an integer or one byte alphanumeric value. Not preferred choice.</w:t>
+        <w:t xml:space="preserve">We can either pass an integer or </w:t>
+      </w:r>
+      <w:proofErr w:type="gramStart"/>
+      <w:r>
+        <w:rPr>
+          <w:bCs/>
+          <w:sz w:val="24"/>
+          <w:szCs w:val="24"/>
+        </w:rPr>
+        <w:t>one byte</w:t>
+      </w:r>
+      <w:proofErr w:type="gramEnd"/>
+      <w:r>
+        <w:rPr>
+          <w:bCs/>
+          <w:sz w:val="24"/>
+          <w:szCs w:val="24"/>
+        </w:rPr>
+        <w:t xml:space="preserve"> alphanumeric value. Not preferred choice.</w:t>
       </w:r>
     </w:p>
     <w:p>
@@ -29102,8 +30536,18 @@
           <w:sz w:val="24"/>
           <w:szCs w:val="24"/>
         </w:rPr>
-        <w:t>USING BY VALUE identifier1, identifier2,..</w:t>
-      </w:r>
+        <w:t>USING BY VALUE identifier1, identifier</w:t>
+      </w:r>
+      <w:proofErr w:type="gramStart"/>
+      <w:r>
+        <w:rPr>
+          <w:b/>
+          <w:sz w:val="24"/>
+          <w:szCs w:val="24"/>
+        </w:rPr>
+        <w:t>2,..</w:t>
+      </w:r>
+      <w:proofErr w:type="gramEnd"/>
     </w:p>
     <w:p>
       <w:pPr>
@@ -29336,7 +30780,25 @@
           <w:szCs w:val="24"/>
         </w:rPr>
         <w:tab/>
-        <w:t>DISPLAY ‘IM CALLING PROG: ‘ WS-SEQ.</w:t>
+        <w:t xml:space="preserve">DISPLAY ‘IM CALLING PROG: </w:t>
+      </w:r>
+      <w:proofErr w:type="gramStart"/>
+      <w:r>
+        <w:rPr>
+          <w:b/>
+          <w:sz w:val="24"/>
+          <w:szCs w:val="24"/>
+        </w:rPr>
+        <w:t>‘ WS</w:t>
+      </w:r>
+      <w:proofErr w:type="gramEnd"/>
+      <w:r>
+        <w:rPr>
+          <w:b/>
+          <w:sz w:val="24"/>
+          <w:szCs w:val="24"/>
+        </w:rPr>
+        <w:t>-SEQ.</w:t>
       </w:r>
     </w:p>
     <w:p>
@@ -29623,7 +31085,25 @@
           <w:szCs w:val="24"/>
         </w:rPr>
         <w:tab/>
-        <w:t>MOVE LS-SEQ TO WS-PROD(I,J).</w:t>
+        <w:t>MOVE LS-SEQ TO WS-PROD(</w:t>
+      </w:r>
+      <w:proofErr w:type="gramStart"/>
+      <w:r>
+        <w:rPr>
+          <w:b/>
+          <w:sz w:val="24"/>
+          <w:szCs w:val="24"/>
+        </w:rPr>
+        <w:t>I,J</w:t>
+      </w:r>
+      <w:proofErr w:type="gramEnd"/>
+      <w:r>
+        <w:rPr>
+          <w:b/>
+          <w:sz w:val="24"/>
+          <w:szCs w:val="24"/>
+        </w:rPr>
+        <w:t>).</w:t>
       </w:r>
     </w:p>
     <w:p>
@@ -30124,12 +31604,21 @@
         </w:rPr>
         <w:t xml:space="preserve">and decimal </w:t>
       </w:r>
-      <w:r>
-        <w:rPr>
-          <w:sz w:val="24"/>
-          <w:szCs w:val="24"/>
-        </w:rPr>
-        <w:t>does not occupy any extra byte</w:t>
+      <w:proofErr w:type="gramStart"/>
+      <w:r>
+        <w:rPr>
+          <w:sz w:val="24"/>
+          <w:szCs w:val="24"/>
+        </w:rPr>
+        <w:t>does</w:t>
+      </w:r>
+      <w:proofErr w:type="gramEnd"/>
+      <w:r>
+        <w:rPr>
+          <w:sz w:val="24"/>
+          <w:szCs w:val="24"/>
+        </w:rPr>
+        <w:t xml:space="preserve"> not occupy any extra byte</w:t>
       </w:r>
     </w:p>
     <w:p>
@@ -30920,12 +32409,21 @@
           <w:u w:val="single"/>
         </w:rPr>
       </w:pPr>
-      <w:r>
-        <w:rPr>
-          <w:sz w:val="24"/>
-          <w:szCs w:val="24"/>
-        </w:rPr>
-        <w:t>It sign is present, it is stored in the right most nibble.</w:t>
+      <w:proofErr w:type="gramStart"/>
+      <w:r>
+        <w:rPr>
+          <w:sz w:val="24"/>
+          <w:szCs w:val="24"/>
+        </w:rPr>
+        <w:t>It</w:t>
+      </w:r>
+      <w:proofErr w:type="gramEnd"/>
+      <w:r>
+        <w:rPr>
+          <w:sz w:val="24"/>
+          <w:szCs w:val="24"/>
+        </w:rPr>
+        <w:t xml:space="preserve"> sign is present, it is stored in the right most nibble.</w:t>
       </w:r>
     </w:p>
     <w:p>
@@ -31013,7 +32511,27 @@
           <w:sz w:val="24"/>
           <w:szCs w:val="24"/>
         </w:rPr>
-        <w:t>Z is even then, No. of bytes = (Z/2)+1</w:t>
+        <w:t>Z is even then, No. of bytes = (Z/</w:t>
+      </w:r>
+      <w:proofErr w:type="gramStart"/>
+      <w:r>
+        <w:rPr>
+          <w:b/>
+          <w:bCs/>
+          <w:sz w:val="24"/>
+          <w:szCs w:val="24"/>
+        </w:rPr>
+        <w:t>2)+</w:t>
+      </w:r>
+      <w:proofErr w:type="gramEnd"/>
+      <w:r>
+        <w:rPr>
+          <w:b/>
+          <w:bCs/>
+          <w:sz w:val="24"/>
+          <w:szCs w:val="24"/>
+        </w:rPr>
+        <w:t>1</w:t>
       </w:r>
     </w:p>
     <w:p>
@@ -31039,7 +32557,27 @@
           <w:sz w:val="24"/>
           <w:szCs w:val="24"/>
         </w:rPr>
-        <w:t>Z is odd then, No. of bytes = (Z/2)+(1/2)</w:t>
+        <w:t>Z is odd then, No. of bytes = (Z/</w:t>
+      </w:r>
+      <w:proofErr w:type="gramStart"/>
+      <w:r>
+        <w:rPr>
+          <w:b/>
+          <w:bCs/>
+          <w:sz w:val="24"/>
+          <w:szCs w:val="24"/>
+        </w:rPr>
+        <w:t>2)+(</w:t>
+      </w:r>
+      <w:proofErr w:type="gramEnd"/>
+      <w:r>
+        <w:rPr>
+          <w:b/>
+          <w:bCs/>
+          <w:sz w:val="24"/>
+          <w:szCs w:val="24"/>
+        </w:rPr>
+        <w:t>1/2)</w:t>
       </w:r>
     </w:p>
     <w:p>
@@ -31076,7 +32614,26 @@
           <w:szCs w:val="24"/>
         </w:rPr>
         <w:tab/>
-        <w:t xml:space="preserve">PIC(5) USAGE IS COMP-3. -&gt; </w:t>
+      </w:r>
+      <w:proofErr w:type="gramStart"/>
+      <w:r>
+        <w:rPr>
+          <w:b/>
+          <w:bCs/>
+          <w:sz w:val="24"/>
+          <w:szCs w:val="24"/>
+        </w:rPr>
+        <w:t>PIC(</w:t>
+      </w:r>
+      <w:proofErr w:type="gramEnd"/>
+      <w:r>
+        <w:rPr>
+          <w:b/>
+          <w:bCs/>
+          <w:sz w:val="24"/>
+          <w:szCs w:val="24"/>
+        </w:rPr>
+        <w:t xml:space="preserve">5) USAGE IS COMP-3. -&gt; </w:t>
       </w:r>
       <w:r>
         <w:rPr>
@@ -31119,8 +32676,18 @@
           <w:szCs w:val="24"/>
         </w:rPr>
         <w:tab/>
+      </w:r>
+      <w:proofErr w:type="gramStart"/>
+      <w:r>
+        <w:rPr>
+          <w:b/>
+          <w:bCs/>
+          <w:sz w:val="24"/>
+          <w:szCs w:val="24"/>
+        </w:rPr>
         <w:t>PIC(</w:t>
       </w:r>
+      <w:proofErr w:type="gramEnd"/>
       <w:r>
         <w:rPr>
           <w:b/>
@@ -31195,7 +32762,7 @@
 </file>
 
 <file path=word/endnotes.xml><?xml version="1.0" encoding="utf-8"?>
-<w:endnotes xmlns:wpc="http://schemas.microsoft.com/office/word/2010/wordprocessingCanvas" xmlns:cx="http://schemas.microsoft.com/office/drawing/2014/chartex" xmlns:cx1="http://schemas.microsoft.com/office/drawing/2015/9/8/chartex" xmlns:cx2="http://schemas.microsoft.com/office/drawing/2015/10/21/chartex" xmlns:cx3="http://schemas.microsoft.com/office/drawing/2016/5/9/chartex" xmlns:cx4="http://schemas.microsoft.com/office/drawing/2016/5/10/chartex" xmlns:cx5="http://schemas.microsoft.com/office/drawing/2016/5/11/chartex" xmlns:cx6="http://schemas.microsoft.com/office/drawing/2016/5/12/chartex" xmlns:cx7="http://schemas.microsoft.com/office/drawing/2016/5/13/chartex" xmlns:cx8="http://schemas.microsoft.com/office/drawing/2016/5/14/chartex" xmlns:mc="http://schemas.openxmlformats.org/markup-compatibility/2006" xmlns:aink="http://schemas.microsoft.com/office/drawing/2016/ink" xmlns:am3d="http://schemas.microsoft.com/office/drawing/2017/model3d" xmlns:o="urn:schemas-microsoft-com:office:office" xmlns:oel="http://schemas.microsoft.com/office/2019/extlst" xmlns:r="http://schemas.openxmlformats.org/officeDocument/2006/relationships" xmlns:m="http://schemas.openxmlformats.org/officeDocument/2006/math" xmlns:v="urn:schemas-microsoft-com:vml" xmlns:wp14="http://schemas.microsoft.com/office/word/2010/wordprocessingDrawing" xmlns:wp="http://schemas.openxmlformats.org/drawingml/2006/wordprocessingDrawing" xmlns:w10="urn:schemas-microsoft-com:office:word" xmlns:w="http://schemas.openxmlformats.org/wordprocessingml/2006/main" xmlns:w14="http://schemas.microsoft.com/office/word/2010/wordml" xmlns:w15="http://schemas.microsoft.com/office/word/2012/wordml" xmlns:w16cex="http://schemas.microsoft.com/office/word/2018/wordml/cex" xmlns:w16cid="http://schemas.microsoft.com/office/word/2016/wordml/cid" xmlns:w16="http://schemas.microsoft.com/office/word/2018/wordml" xmlns:w16du="http://schemas.microsoft.com/office/word/2023/wordml/word16du" xmlns:w16sdtdh="http://schemas.microsoft.com/office/word/2020/wordml/sdtdatahash" xmlns:w16se="http://schemas.microsoft.com/office/word/2015/wordml/symex" xmlns:wpg="http://schemas.microsoft.com/office/word/2010/wordprocessingGroup" xmlns:wpi="http://schemas.microsoft.com/office/word/2010/wordprocessingInk" xmlns:wne="http://schemas.microsoft.com/office/word/2006/wordml" xmlns:wps="http://schemas.microsoft.com/office/word/2010/wordprocessingShape" mc:Ignorable="w14 w15 w16se w16cid w16 w16cex w16sdtdh w16du wp14">
+<w:endnotes xmlns:wpc="http://schemas.microsoft.com/office/word/2010/wordprocessingCanvas" xmlns:cx="http://schemas.microsoft.com/office/drawing/2014/chartex" xmlns:cx1="http://schemas.microsoft.com/office/drawing/2015/9/8/chartex" xmlns:cx2="http://schemas.microsoft.com/office/drawing/2015/10/21/chartex" xmlns:cx3="http://schemas.microsoft.com/office/drawing/2016/5/9/chartex" xmlns:cx4="http://schemas.microsoft.com/office/drawing/2016/5/10/chartex" xmlns:cx5="http://schemas.microsoft.com/office/drawing/2016/5/11/chartex" xmlns:cx6="http://schemas.microsoft.com/office/drawing/2016/5/12/chartex" xmlns:cx7="http://schemas.microsoft.com/office/drawing/2016/5/13/chartex" xmlns:cx8="http://schemas.microsoft.com/office/drawing/2016/5/14/chartex" xmlns:mc="http://schemas.openxmlformats.org/markup-compatibility/2006" xmlns:aink="http://schemas.microsoft.com/office/drawing/2016/ink" xmlns:am3d="http://schemas.microsoft.com/office/drawing/2017/model3d" xmlns:o="urn:schemas-microsoft-com:office:office" xmlns:oel="http://schemas.microsoft.com/office/2019/extlst" xmlns:r="http://schemas.openxmlformats.org/officeDocument/2006/relationships" xmlns:m="http://schemas.openxmlformats.org/officeDocument/2006/math" xmlns:v="urn:schemas-microsoft-com:vml" xmlns:wp14="http://schemas.microsoft.com/office/word/2010/wordprocessingDrawing" xmlns:wp="http://schemas.openxmlformats.org/drawingml/2006/wordprocessingDrawing" xmlns:w10="urn:schemas-microsoft-com:office:word" xmlns:w="http://schemas.openxmlformats.org/wordprocessingml/2006/main" xmlns:w14="http://schemas.microsoft.com/office/word/2010/wordml" xmlns:w15="http://schemas.microsoft.com/office/word/2012/wordml" xmlns:w16cex="http://schemas.microsoft.com/office/word/2018/wordml/cex" xmlns:w16cid="http://schemas.microsoft.com/office/word/2016/wordml/cid" xmlns:w16="http://schemas.microsoft.com/office/word/2018/wordml" xmlns:w16du="http://schemas.microsoft.com/office/word/2023/wordml/word16du" xmlns:w16sdtdh="http://schemas.microsoft.com/office/word/2020/wordml/sdtdatahash" xmlns:w16sdtfl="http://schemas.microsoft.com/office/word/2024/wordml/sdtformatlock" xmlns:w16se="http://schemas.microsoft.com/office/word/2015/wordml/symex" xmlns:wpg="http://schemas.microsoft.com/office/word/2010/wordprocessingGroup" xmlns:wpi="http://schemas.microsoft.com/office/word/2010/wordprocessingInk" xmlns:wne="http://schemas.microsoft.com/office/word/2006/wordml" xmlns:wps="http://schemas.microsoft.com/office/word/2010/wordprocessingShape" mc:Ignorable="w14 w15 w16se w16cid w16 w16cex w16sdtdh w16sdtfl w16du wp14">
   <w:endnote w:type="separator" w:id="-1">
     <w:p>
       <w:pPr>
@@ -31220,7 +32787,7 @@
 </file>
 
 <file path=word/footer1.xml><?xml version="1.0" encoding="utf-8"?>
-<w:ftr xmlns:wpc="http://schemas.microsoft.com/office/word/2010/wordprocessingCanvas" xmlns:cx="http://schemas.microsoft.com/office/drawing/2014/chartex" xmlns:cx1="http://schemas.microsoft.com/office/drawing/2015/9/8/chartex" xmlns:cx2="http://schemas.microsoft.com/office/drawing/2015/10/21/chartex" xmlns:cx3="http://schemas.microsoft.com/office/drawing/2016/5/9/chartex" xmlns:cx4="http://schemas.microsoft.com/office/drawing/2016/5/10/chartex" xmlns:cx5="http://schemas.microsoft.com/office/drawing/2016/5/11/chartex" xmlns:cx6="http://schemas.microsoft.com/office/drawing/2016/5/12/chartex" xmlns:cx7="http://schemas.microsoft.com/office/drawing/2016/5/13/chartex" xmlns:cx8="http://schemas.microsoft.com/office/drawing/2016/5/14/chartex" xmlns:mc="http://schemas.openxmlformats.org/markup-compatibility/2006" xmlns:aink="http://schemas.microsoft.com/office/drawing/2016/ink" xmlns:am3d="http://schemas.microsoft.com/office/drawing/2017/model3d" xmlns:o="urn:schemas-microsoft-com:office:office" xmlns:oel="http://schemas.microsoft.com/office/2019/extlst" xmlns:r="http://schemas.openxmlformats.org/officeDocument/2006/relationships" xmlns:m="http://schemas.openxmlformats.org/officeDocument/2006/math" xmlns:v="urn:schemas-microsoft-com:vml" xmlns:wp14="http://schemas.microsoft.com/office/word/2010/wordprocessingDrawing" xmlns:wp="http://schemas.openxmlformats.org/drawingml/2006/wordprocessingDrawing" xmlns:w10="urn:schemas-microsoft-com:office:word" xmlns:w="http://schemas.openxmlformats.org/wordprocessingml/2006/main" xmlns:w14="http://schemas.microsoft.com/office/word/2010/wordml" xmlns:w15="http://schemas.microsoft.com/office/word/2012/wordml" xmlns:w16cex="http://schemas.microsoft.com/office/word/2018/wordml/cex" xmlns:w16cid="http://schemas.microsoft.com/office/word/2016/wordml/cid" xmlns:w16="http://schemas.microsoft.com/office/word/2018/wordml" xmlns:w16du="http://schemas.microsoft.com/office/word/2023/wordml/word16du" xmlns:w16sdtdh="http://schemas.microsoft.com/office/word/2020/wordml/sdtdatahash" xmlns:w16se="http://schemas.microsoft.com/office/word/2015/wordml/symex" xmlns:wpg="http://schemas.microsoft.com/office/word/2010/wordprocessingGroup" xmlns:wpi="http://schemas.microsoft.com/office/word/2010/wordprocessingInk" xmlns:wne="http://schemas.microsoft.com/office/word/2006/wordml" xmlns:wps="http://schemas.microsoft.com/office/word/2010/wordprocessingShape" mc:Ignorable="w14 w15 w16se w16cid w16 w16cex w16sdtdh w16du wp14">
+<w:ftr xmlns:wpc="http://schemas.microsoft.com/office/word/2010/wordprocessingCanvas" xmlns:cx="http://schemas.microsoft.com/office/drawing/2014/chartex" xmlns:cx1="http://schemas.microsoft.com/office/drawing/2015/9/8/chartex" xmlns:cx2="http://schemas.microsoft.com/office/drawing/2015/10/21/chartex" xmlns:cx3="http://schemas.microsoft.com/office/drawing/2016/5/9/chartex" xmlns:cx4="http://schemas.microsoft.com/office/drawing/2016/5/10/chartex" xmlns:cx5="http://schemas.microsoft.com/office/drawing/2016/5/11/chartex" xmlns:cx6="http://schemas.microsoft.com/office/drawing/2016/5/12/chartex" xmlns:cx7="http://schemas.microsoft.com/office/drawing/2016/5/13/chartex" xmlns:cx8="http://schemas.microsoft.com/office/drawing/2016/5/14/chartex" xmlns:mc="http://schemas.openxmlformats.org/markup-compatibility/2006" xmlns:aink="http://schemas.microsoft.com/office/drawing/2016/ink" xmlns:am3d="http://schemas.microsoft.com/office/drawing/2017/model3d" xmlns:o="urn:schemas-microsoft-com:office:office" xmlns:oel="http://schemas.microsoft.com/office/2019/extlst" xmlns:r="http://schemas.openxmlformats.org/officeDocument/2006/relationships" xmlns:m="http://schemas.openxmlformats.org/officeDocument/2006/math" xmlns:v="urn:schemas-microsoft-com:vml" xmlns:wp14="http://schemas.microsoft.com/office/word/2010/wordprocessingDrawing" xmlns:wp="http://schemas.openxmlformats.org/drawingml/2006/wordprocessingDrawing" xmlns:w10="urn:schemas-microsoft-com:office:word" xmlns:w="http://schemas.openxmlformats.org/wordprocessingml/2006/main" xmlns:w14="http://schemas.microsoft.com/office/word/2010/wordml" xmlns:w15="http://schemas.microsoft.com/office/word/2012/wordml" xmlns:w16cex="http://schemas.microsoft.com/office/word/2018/wordml/cex" xmlns:w16cid="http://schemas.microsoft.com/office/word/2016/wordml/cid" xmlns:w16="http://schemas.microsoft.com/office/word/2018/wordml" xmlns:w16du="http://schemas.microsoft.com/office/word/2023/wordml/word16du" xmlns:w16sdtdh="http://schemas.microsoft.com/office/word/2020/wordml/sdtdatahash" xmlns:w16sdtfl="http://schemas.microsoft.com/office/word/2024/wordml/sdtformatlock" xmlns:w16se="http://schemas.microsoft.com/office/word/2015/wordml/symex" xmlns:wpg="http://schemas.microsoft.com/office/word/2010/wordprocessingGroup" xmlns:wpi="http://schemas.microsoft.com/office/word/2010/wordprocessingInk" xmlns:wne="http://schemas.microsoft.com/office/word/2006/wordml" xmlns:wps="http://schemas.microsoft.com/office/word/2010/wordprocessingShape" mc:Ignorable="w14 w15 w16se w16cid w16 w16cex w16sdtdh w16sdtfl w16du wp14">
   <w:p>
     <w:pPr>
       <w:pStyle w:val="Footer"/>
@@ -31230,7 +32797,7 @@
 </file>
 
 <file path=word/footnotes.xml><?xml version="1.0" encoding="utf-8"?>
-<w:footnotes xmlns:wpc="http://schemas.microsoft.com/office/word/2010/wordprocessingCanvas" xmlns:cx="http://schemas.microsoft.com/office/drawing/2014/chartex" xmlns:cx1="http://schemas.microsoft.com/office/drawing/2015/9/8/chartex" xmlns:cx2="http://schemas.microsoft.com/office/drawing/2015/10/21/chartex" xmlns:cx3="http://schemas.microsoft.com/office/drawing/2016/5/9/chartex" xmlns:cx4="http://schemas.microsoft.com/office/drawing/2016/5/10/chartex" xmlns:cx5="http://schemas.microsoft.com/office/drawing/2016/5/11/chartex" xmlns:cx6="http://schemas.microsoft.com/office/drawing/2016/5/12/chartex" xmlns:cx7="http://schemas.microsoft.com/office/drawing/2016/5/13/chartex" xmlns:cx8="http://schemas.microsoft.com/office/drawing/2016/5/14/chartex" xmlns:mc="http://schemas.openxmlformats.org/markup-compatibility/2006" xmlns:aink="http://schemas.microsoft.com/office/drawing/2016/ink" xmlns:am3d="http://schemas.microsoft.com/office/drawing/2017/model3d" xmlns:o="urn:schemas-microsoft-com:office:office" xmlns:oel="http://schemas.microsoft.com/office/2019/extlst" xmlns:r="http://schemas.openxmlformats.org/officeDocument/2006/relationships" xmlns:m="http://schemas.openxmlformats.org/officeDocument/2006/math" xmlns:v="urn:schemas-microsoft-com:vml" xmlns:wp14="http://schemas.microsoft.com/office/word/2010/wordprocessingDrawing" xmlns:wp="http://schemas.openxmlformats.org/drawingml/2006/wordprocessingDrawing" xmlns:w10="urn:schemas-microsoft-com:office:word" xmlns:w="http://schemas.openxmlformats.org/wordprocessingml/2006/main" xmlns:w14="http://schemas.microsoft.com/office/word/2010/wordml" xmlns:w15="http://schemas.microsoft.com/office/word/2012/wordml" xmlns:w16cex="http://schemas.microsoft.com/office/word/2018/wordml/cex" xmlns:w16cid="http://schemas.microsoft.com/office/word/2016/wordml/cid" xmlns:w16="http://schemas.microsoft.com/office/word/2018/wordml" xmlns:w16du="http://schemas.microsoft.com/office/word/2023/wordml/word16du" xmlns:w16sdtdh="http://schemas.microsoft.com/office/word/2020/wordml/sdtdatahash" xmlns:w16se="http://schemas.microsoft.com/office/word/2015/wordml/symex" xmlns:wpg="http://schemas.microsoft.com/office/word/2010/wordprocessingGroup" xmlns:wpi="http://schemas.microsoft.com/office/word/2010/wordprocessingInk" xmlns:wne="http://schemas.microsoft.com/office/word/2006/wordml" xmlns:wps="http://schemas.microsoft.com/office/word/2010/wordprocessingShape" mc:Ignorable="w14 w15 w16se w16cid w16 w16cex w16sdtdh w16du wp14">
+<w:footnotes xmlns:wpc="http://schemas.microsoft.com/office/word/2010/wordprocessingCanvas" xmlns:cx="http://schemas.microsoft.com/office/drawing/2014/chartex" xmlns:cx1="http://schemas.microsoft.com/office/drawing/2015/9/8/chartex" xmlns:cx2="http://schemas.microsoft.com/office/drawing/2015/10/21/chartex" xmlns:cx3="http://schemas.microsoft.com/office/drawing/2016/5/9/chartex" xmlns:cx4="http://schemas.microsoft.com/office/drawing/2016/5/10/chartex" xmlns:cx5="http://schemas.microsoft.com/office/drawing/2016/5/11/chartex" xmlns:cx6="http://schemas.microsoft.com/office/drawing/2016/5/12/chartex" xmlns:cx7="http://schemas.microsoft.com/office/drawing/2016/5/13/chartex" xmlns:cx8="http://schemas.microsoft.com/office/drawing/2016/5/14/chartex" xmlns:mc="http://schemas.openxmlformats.org/markup-compatibility/2006" xmlns:aink="http://schemas.microsoft.com/office/drawing/2016/ink" xmlns:am3d="http://schemas.microsoft.com/office/drawing/2017/model3d" xmlns:o="urn:schemas-microsoft-com:office:office" xmlns:oel="http://schemas.microsoft.com/office/2019/extlst" xmlns:r="http://schemas.openxmlformats.org/officeDocument/2006/relationships" xmlns:m="http://schemas.openxmlformats.org/officeDocument/2006/math" xmlns:v="urn:schemas-microsoft-com:vml" xmlns:wp14="http://schemas.microsoft.com/office/word/2010/wordprocessingDrawing" xmlns:wp="http://schemas.openxmlformats.org/drawingml/2006/wordprocessingDrawing" xmlns:w10="urn:schemas-microsoft-com:office:word" xmlns:w="http://schemas.openxmlformats.org/wordprocessingml/2006/main" xmlns:w14="http://schemas.microsoft.com/office/word/2010/wordml" xmlns:w15="http://schemas.microsoft.com/office/word/2012/wordml" xmlns:w16cex="http://schemas.microsoft.com/office/word/2018/wordml/cex" xmlns:w16cid="http://schemas.microsoft.com/office/word/2016/wordml/cid" xmlns:w16="http://schemas.microsoft.com/office/word/2018/wordml" xmlns:w16du="http://schemas.microsoft.com/office/word/2023/wordml/word16du" xmlns:w16sdtdh="http://schemas.microsoft.com/office/word/2020/wordml/sdtdatahash" xmlns:w16sdtfl="http://schemas.microsoft.com/office/word/2024/wordml/sdtformatlock" xmlns:w16se="http://schemas.microsoft.com/office/word/2015/wordml/symex" xmlns:wpg="http://schemas.microsoft.com/office/word/2010/wordprocessingGroup" xmlns:wpi="http://schemas.microsoft.com/office/word/2010/wordprocessingInk" xmlns:wne="http://schemas.microsoft.com/office/word/2006/wordml" xmlns:wps="http://schemas.microsoft.com/office/word/2010/wordprocessingShape" mc:Ignorable="w14 w15 w16se w16cid w16 w16cex w16sdtdh w16sdtfl w16du wp14">
   <w:footnote w:type="separator" w:id="-1">
     <w:p>
       <w:pPr>
@@ -31255,7 +32822,7 @@
 </file>
 
 <file path=word/numbering.xml><?xml version="1.0" encoding="utf-8"?>
-<w:numbering xmlns:wpc="http://schemas.microsoft.com/office/word/2010/wordprocessingCanvas" xmlns:cx="http://schemas.microsoft.com/office/drawing/2014/chartex" xmlns:cx1="http://schemas.microsoft.com/office/drawing/2015/9/8/chartex" xmlns:cx2="http://schemas.microsoft.com/office/drawing/2015/10/21/chartex" xmlns:cx3="http://schemas.microsoft.com/office/drawing/2016/5/9/chartex" xmlns:cx4="http://schemas.microsoft.com/office/drawing/2016/5/10/chartex" xmlns:cx5="http://schemas.microsoft.com/office/drawing/2016/5/11/chartex" xmlns:cx6="http://schemas.microsoft.com/office/drawing/2016/5/12/chartex" xmlns:cx7="http://schemas.microsoft.com/office/drawing/2016/5/13/chartex" xmlns:cx8="http://schemas.microsoft.com/office/drawing/2016/5/14/chartex" xmlns:mc="http://schemas.openxmlformats.org/markup-compatibility/2006" xmlns:aink="http://schemas.microsoft.com/office/drawing/2016/ink" xmlns:am3d="http://schemas.microsoft.com/office/drawing/2017/model3d" xmlns:o="urn:schemas-microsoft-com:office:office" xmlns:oel="http://schemas.microsoft.com/office/2019/extlst" xmlns:r="http://schemas.openxmlformats.org/officeDocument/2006/relationships" xmlns:m="http://schemas.openxmlformats.org/officeDocument/2006/math" xmlns:v="urn:schemas-microsoft-com:vml" xmlns:wp14="http://schemas.microsoft.com/office/word/2010/wordprocessingDrawing" xmlns:wp="http://schemas.openxmlformats.org/drawingml/2006/wordprocessingDrawing" xmlns:w10="urn:schemas-microsoft-com:office:word" xmlns:w="http://schemas.openxmlformats.org/wordprocessingml/2006/main" xmlns:w14="http://schemas.microsoft.com/office/word/2010/wordml" xmlns:w15="http://schemas.microsoft.com/office/word/2012/wordml" xmlns:w16cex="http://schemas.microsoft.com/office/word/2018/wordml/cex" xmlns:w16cid="http://schemas.microsoft.com/office/word/2016/wordml/cid" xmlns:w16="http://schemas.microsoft.com/office/word/2018/wordml" xmlns:w16du="http://schemas.microsoft.com/office/word/2023/wordml/word16du" xmlns:w16sdtdh="http://schemas.microsoft.com/office/word/2020/wordml/sdtdatahash" xmlns:w16se="http://schemas.microsoft.com/office/word/2015/wordml/symex" xmlns:wpg="http://schemas.microsoft.com/office/word/2010/wordprocessingGroup" xmlns:wpi="http://schemas.microsoft.com/office/word/2010/wordprocessingInk" xmlns:wne="http://schemas.microsoft.com/office/word/2006/wordml" xmlns:wps="http://schemas.microsoft.com/office/word/2010/wordprocessingShape" mc:Ignorable="w14 w15 w16se w16cid w16 w16cex w16sdtdh w16du wp14">
+<w:numbering xmlns:wpc="http://schemas.microsoft.com/office/word/2010/wordprocessingCanvas" xmlns:cx="http://schemas.microsoft.com/office/drawing/2014/chartex" xmlns:cx1="http://schemas.microsoft.com/office/drawing/2015/9/8/chartex" xmlns:cx2="http://schemas.microsoft.com/office/drawing/2015/10/21/chartex" xmlns:cx3="http://schemas.microsoft.com/office/drawing/2016/5/9/chartex" xmlns:cx4="http://schemas.microsoft.com/office/drawing/2016/5/10/chartex" xmlns:cx5="http://schemas.microsoft.com/office/drawing/2016/5/11/chartex" xmlns:cx6="http://schemas.microsoft.com/office/drawing/2016/5/12/chartex" xmlns:cx7="http://schemas.microsoft.com/office/drawing/2016/5/13/chartex" xmlns:cx8="http://schemas.microsoft.com/office/drawing/2016/5/14/chartex" xmlns:mc="http://schemas.openxmlformats.org/markup-compatibility/2006" xmlns:aink="http://schemas.microsoft.com/office/drawing/2016/ink" xmlns:am3d="http://schemas.microsoft.com/office/drawing/2017/model3d" xmlns:o="urn:schemas-microsoft-com:office:office" xmlns:oel="http://schemas.microsoft.com/office/2019/extlst" xmlns:r="http://schemas.openxmlformats.org/officeDocument/2006/relationships" xmlns:m="http://schemas.openxmlformats.org/officeDocument/2006/math" xmlns:v="urn:schemas-microsoft-com:vml" xmlns:wp14="http://schemas.microsoft.com/office/word/2010/wordprocessingDrawing" xmlns:wp="http://schemas.openxmlformats.org/drawingml/2006/wordprocessingDrawing" xmlns:w10="urn:schemas-microsoft-com:office:word" xmlns:w="http://schemas.openxmlformats.org/wordprocessingml/2006/main" xmlns:w14="http://schemas.microsoft.com/office/word/2010/wordml" xmlns:w15="http://schemas.microsoft.com/office/word/2012/wordml" xmlns:w16cex="http://schemas.microsoft.com/office/word/2018/wordml/cex" xmlns:w16cid="http://schemas.microsoft.com/office/word/2016/wordml/cid" xmlns:w16="http://schemas.microsoft.com/office/word/2018/wordml" xmlns:w16du="http://schemas.microsoft.com/office/word/2023/wordml/word16du" xmlns:w16sdtdh="http://schemas.microsoft.com/office/word/2020/wordml/sdtdatahash" xmlns:w16sdtfl="http://schemas.microsoft.com/office/word/2024/wordml/sdtformatlock" xmlns:w16se="http://schemas.microsoft.com/office/word/2015/wordml/symex" xmlns:wpg="http://schemas.microsoft.com/office/word/2010/wordprocessingGroup" xmlns:wpi="http://schemas.microsoft.com/office/word/2010/wordprocessingInk" xmlns:wne="http://schemas.microsoft.com/office/word/2006/wordml" xmlns:wps="http://schemas.microsoft.com/office/word/2010/wordprocessingShape" mc:Ignorable="w14 w15 w16se w16cid w16 w16cex w16sdtdh w16sdtfl w16du wp14">
   <w:abstractNum w:abstractNumId="0" w15:restartNumberingAfterBreak="0">
     <w:nsid w:val="0047519B"/>
     <w:multiLevelType w:val="hybridMultilevel"/>
@@ -34229,7 +35796,7 @@
 </file>
 
 <file path=word/styles.xml><?xml version="1.0" encoding="utf-8"?>
-<w:styles xmlns:mc="http://schemas.openxmlformats.org/markup-compatibility/2006" xmlns:r="http://schemas.openxmlformats.org/officeDocument/2006/relationships" xmlns:w="http://schemas.openxmlformats.org/wordprocessingml/2006/main" xmlns:w14="http://schemas.microsoft.com/office/word/2010/wordml" xmlns:w15="http://schemas.microsoft.com/office/word/2012/wordml" xmlns:w16cex="http://schemas.microsoft.com/office/word/2018/wordml/cex" xmlns:w16cid="http://schemas.microsoft.com/office/word/2016/wordml/cid" xmlns:w16="http://schemas.microsoft.com/office/word/2018/wordml" xmlns:w16du="http://schemas.microsoft.com/office/word/2023/wordml/word16du" xmlns:w16sdtdh="http://schemas.microsoft.com/office/word/2020/wordml/sdtdatahash" xmlns:w16se="http://schemas.microsoft.com/office/word/2015/wordml/symex" mc:Ignorable="w14 w15 w16se w16cid w16 w16cex w16sdtdh w16du">
+<w:styles xmlns:mc="http://schemas.openxmlformats.org/markup-compatibility/2006" xmlns:r="http://schemas.openxmlformats.org/officeDocument/2006/relationships" xmlns:w="http://schemas.openxmlformats.org/wordprocessingml/2006/main" xmlns:w14="http://schemas.microsoft.com/office/word/2010/wordml" xmlns:w15="http://schemas.microsoft.com/office/word/2012/wordml" xmlns:w16cex="http://schemas.microsoft.com/office/word/2018/wordml/cex" xmlns:w16cid="http://schemas.microsoft.com/office/word/2016/wordml/cid" xmlns:w16="http://schemas.microsoft.com/office/word/2018/wordml" xmlns:w16du="http://schemas.microsoft.com/office/word/2023/wordml/word16du" xmlns:w16sdtdh="http://schemas.microsoft.com/office/word/2020/wordml/sdtdatahash" xmlns:w16sdtfl="http://schemas.microsoft.com/office/word/2024/wordml/sdtformatlock" xmlns:w16se="http://schemas.microsoft.com/office/word/2015/wordml/symex" mc:Ignorable="w14 w15 w16se w16cid w16 w16cex w16sdtdh w16sdtfl w16du">
   <w:docDefaults>
     <w:rPrDefault>
       <w:rPr>
